--- a/lessons/7-3/downloads/reveal/teacher/7.3-session-1-prerequisite-practice-b.docx
+++ b/lessons/7-3/downloads/reveal/teacher/7.3-session-1-prerequisite-practice-b.docx
@@ -15,10 +15,28 @@
         <w:rPr>
           <w:rFonts w:ascii="Avenir Next" w:hAnsi="Avenir Next" w:cs="Avenir Next" w:eastAsia="Avenir Next"/>
           <w:color w:val="1A1A1A"/>
+          <w:sz w:val="22"/>
+          <w:szCs w:val="20"/>
+        </w:rPr>
+        <w:t xml:space="preserve">Name</w:t>
+      </w:r>
+      <w:r>
+        <w:rPr>
+          <w:rFonts w:ascii="Avenir Next" w:hAnsi="Avenir Next" w:cs="Avenir Next" w:eastAsia="Avenir Next"/>
+          <w:color w:val="1A1A1A"/>
           <w:sz w:val="20"/>
           <w:szCs w:val="20"/>
         </w:rPr>
-        <w:t xml:space="preserve">Name</w:t>
+        <w:tab/>
+      </w:r>
+      <w:r>
+        <w:rPr>
+          <w:rFonts w:ascii="Avenir Next" w:hAnsi="Avenir Next" w:cs="Avenir Next" w:eastAsia="Avenir Next"/>
+          <w:color w:val="1A1A1A"/>
+          <w:sz w:val="22"/>
+          <w:szCs w:val="20"/>
+        </w:rPr>
+        <w:t xml:space="preserve">   Date</w:t>
       </w:r>
       <w:r>
         <w:rPr>
@@ -33,25 +51,7 @@
         <w:rPr>
           <w:rFonts w:ascii="Avenir Next" w:hAnsi="Avenir Next" w:cs="Avenir Next" w:eastAsia="Avenir Next"/>
           <w:color w:val="1A1A1A"/>
-          <w:sz w:val="20"/>
-          <w:szCs w:val="20"/>
-        </w:rPr>
-        <w:t xml:space="preserve">   Date</w:t>
-      </w:r>
-      <w:r>
-        <w:rPr>
-          <w:rFonts w:ascii="Avenir Next" w:hAnsi="Avenir Next" w:cs="Avenir Next" w:eastAsia="Avenir Next"/>
-          <w:color w:val="1A1A1A"/>
-          <w:sz w:val="20"/>
-          <w:szCs w:val="20"/>
-        </w:rPr>
-        <w:tab/>
-      </w:r>
-      <w:r>
-        <w:rPr>
-          <w:rFonts w:ascii="Avenir Next" w:hAnsi="Avenir Next" w:cs="Avenir Next" w:eastAsia="Avenir Next"/>
-          <w:color w:val="1A1A1A"/>
-          <w:sz w:val="20"/>
+          <w:sz w:val="22"/>
           <w:szCs w:val="20"/>
         </w:rPr>
         <w:t xml:space="preserve">   Period</w:t>
@@ -78,7 +78,7 @@
           <w:caps/>
           <w:color w:val="003A70"/>
           <w:spacing w:val="12"/>
-          <w:sz w:val="19"/>
+          <w:sz w:val="22"/>
           <w:szCs w:val="19"/>
         </w:rPr>
         <w:t xml:space="preserve">Lesson 7-3  ·  Session 1  ·  Prerequisite Practice B  ·  Skill 1 of 2</w:t>
@@ -86,6 +86,7 @@
     </w:p>
     <w:p>
       <w:pPr>
+        <w:pStyle w:val="Heading1"/>
         <w:keepNext/>
         <w:spacing w:before="0" w:after="10" w:line="240" w:lineRule="auto"/>
       </w:pPr>
@@ -111,7 +112,7 @@
         <w:rPr>
           <w:rFonts w:ascii="Avenir Next" w:hAnsi="Avenir Next" w:cs="Avenir Next" w:eastAsia="Avenir Next"/>
           <w:color w:val="5A5F66"/>
-          <w:sz w:val="17"/>
+          <w:sz w:val="22"/>
           <w:szCs w:val="17"/>
         </w:rPr>
         <w:t xml:space="preserve">Builds on Lesson 7-1 · 6.NS.C.6a</w:t>
@@ -154,6 +155,7 @@
           </w:tcPr>
           <w:p>
             <w:pPr>
+              <w:pStyle w:val="Heading2"/>
               <w:spacing w:before="0" w:after="0" w:line="252" w:lineRule="auto"/>
             </w:pPr>
             <w:r>
@@ -183,7 +185,7 @@
               <w:rPr>
                 <w:rFonts w:ascii="Avenir Next" w:hAnsi="Avenir Next" w:cs="Avenir Next" w:eastAsia="Avenir Next"/>
                 <w:color w:val="1A1A1A"/>
-                <w:sz w:val="20"/>
+                <w:sz w:val="22"/>
                 <w:szCs w:val="20"/>
               </w:rPr>
               <w:t xml:space="preserve">You will see that −7.5 and 7.5 have the same absolute value.</w:t>
@@ -203,6 +205,7 @@
           </w:tcPr>
           <w:p>
             <w:pPr>
+              <w:pStyle w:val="Heading2"/>
               <w:spacing w:before="0" w:after="0" w:line="252" w:lineRule="auto"/>
             </w:pPr>
             <w:r>
@@ -232,7 +235,7 @@
               <w:rPr>
                 <w:rFonts w:ascii="Avenir Next" w:hAnsi="Avenir Next" w:cs="Avenir Next" w:eastAsia="Avenir Next"/>
                 <w:color w:val="1A1A1A"/>
-                <w:sz w:val="20"/>
+                <w:sz w:val="22"/>
                 <w:szCs w:val="20"/>
               </w:rPr>
               <w:t xml:space="preserve">Name the opposite of a number, like −8 and 8.  </w:t>
@@ -242,7 +245,7 @@
                 <w:rFonts w:ascii="Avenir Next" w:hAnsi="Avenir Next" w:cs="Avenir Next" w:eastAsia="Avenir Next"/>
                 <w:b/>
                 <w:color w:val="1A1A1A"/>
-                <w:sz w:val="20"/>
+                <w:sz w:val="22"/>
                 <w:szCs w:val="20"/>
               </w:rPr>
               <w:t xml:space="preserve">You will use it in Practice Form A, problem 4.</w:t>
@@ -253,6 +256,7 @@
     </w:tbl>
     <w:p>
       <w:pPr>
+        <w:pStyle w:val="Heading2"/>
         <w:keepNext/>
         <w:pBdr>
           <w:bottom w:val="single" w:sz="8" w:space="3" w:color="003A70"/>
@@ -268,7 +272,7 @@
           <w:b/>
           <w:color w:val="003A70"/>
           <w:spacing w:val="14"/>
-          <w:sz w:val="19"/>
+          <w:sz w:val="22"/>
           <w:szCs w:val="19"/>
         </w:rPr>
         <w:t xml:space="preserve">STEPS TO FOLLOW</w:t>
@@ -287,7 +291,7 @@
           <w:rFonts w:ascii="Avenir Next" w:hAnsi="Avenir Next" w:cs="Avenir Next" w:eastAsia="Avenir Next"/>
           <w:i/>
           <w:color w:val="5A5F66"/>
-          <w:sz w:val="17"/>
+          <w:sz w:val="22"/>
           <w:szCs w:val="17"/>
         </w:rPr>
         <w:t xml:space="preserve">use these same steps on every problem</w:t>
@@ -329,6 +333,7 @@
           </w:tcPr>
           <w:p>
             <w:pPr>
+              <w:pStyle w:val="Heading1"/>
               <w:spacing w:before="0" w:after="0" w:line="240" w:lineRule="auto"/>
               <w:jc w:val="center"/>
             </w:pPr>
@@ -357,7 +362,7 @@
               <w:rPr>
                 <w:rFonts w:ascii="Avenir Next" w:hAnsi="Avenir Next" w:cs="Avenir Next" w:eastAsia="Avenir Next"/>
                 <w:color w:val="1A1A1A"/>
-                <w:sz w:val="21"/>
+                <w:sz w:val="22"/>
                 <w:szCs w:val="21"/>
               </w:rPr>
               <w:t xml:space="preserve">Find the number’s </w:t>
@@ -367,7 +372,7 @@
                 <w:rFonts w:ascii="Avenir Next" w:hAnsi="Avenir Next" w:cs="Avenir Next" w:eastAsia="Avenir Next"/>
                 <w:b/>
                 <w:color w:val="1A1A1A"/>
-                <w:sz w:val="21"/>
+                <w:sz w:val="22"/>
                 <w:szCs w:val="21"/>
               </w:rPr>
               <w:t xml:space="preserve">distance</w:t>
@@ -376,7 +381,7 @@
               <w:rPr>
                 <w:rFonts w:ascii="Avenir Next" w:hAnsi="Avenir Next" w:cs="Avenir Next" w:eastAsia="Avenir Next"/>
                 <w:color w:val="1A1A1A"/>
-                <w:sz w:val="21"/>
+                <w:sz w:val="22"/>
                 <w:szCs w:val="21"/>
               </w:rPr>
               <w:t xml:space="preserve"> from 0.</w:t>
@@ -395,6 +400,7 @@
           </w:tcPr>
           <w:p>
             <w:pPr>
+              <w:pStyle w:val="Heading1"/>
               <w:spacing w:before="0" w:after="0" w:line="240" w:lineRule="auto"/>
               <w:jc w:val="center"/>
             </w:pPr>
@@ -424,7 +430,7 @@
                 <w:rFonts w:ascii="Avenir Next" w:hAnsi="Avenir Next" w:cs="Avenir Next" w:eastAsia="Avenir Next"/>
                 <w:b/>
                 <w:color w:val="1A1A1A"/>
-                <w:sz w:val="21"/>
+                <w:sz w:val="22"/>
                 <w:szCs w:val="21"/>
               </w:rPr>
               <w:t xml:space="preserve">Switch</w:t>
@@ -433,7 +439,7 @@
               <w:rPr>
                 <w:rFonts w:ascii="Avenir Next" w:hAnsi="Avenir Next" w:cs="Avenir Next" w:eastAsia="Avenir Next"/>
                 <w:color w:val="1A1A1A"/>
-                <w:sz w:val="21"/>
+                <w:sz w:val="22"/>
                 <w:szCs w:val="21"/>
               </w:rPr>
               <w:t xml:space="preserve"> sides of 0: left becomes right, right becomes left.</w:t>
@@ -452,6 +458,7 @@
           </w:tcPr>
           <w:p>
             <w:pPr>
+              <w:pStyle w:val="Heading1"/>
               <w:spacing w:before="0" w:after="0" w:line="240" w:lineRule="auto"/>
               <w:jc w:val="center"/>
             </w:pPr>
@@ -480,7 +487,7 @@
               <w:rPr>
                 <w:rFonts w:ascii="Avenir Next" w:hAnsi="Avenir Next" w:cs="Avenir Next" w:eastAsia="Avenir Next"/>
                 <w:color w:val="1A1A1A"/>
-                <w:sz w:val="21"/>
+                <w:sz w:val="22"/>
                 <w:szCs w:val="21"/>
               </w:rPr>
               <w:t xml:space="preserve">Write the number on the new side. −( ) means </w:t>
@@ -490,7 +497,7 @@
                 <w:rFonts w:ascii="Avenir Next" w:hAnsi="Avenir Next" w:cs="Avenir Next" w:eastAsia="Avenir Next"/>
                 <w:b/>
                 <w:color w:val="1A1A1A"/>
-                <w:sz w:val="21"/>
+                <w:sz w:val="22"/>
                 <w:szCs w:val="21"/>
               </w:rPr>
               <w:t xml:space="preserve">the opposite of</w:t>
@@ -499,7 +506,7 @@
               <w:rPr>
                 <w:rFonts w:ascii="Avenir Next" w:hAnsi="Avenir Next" w:cs="Avenir Next" w:eastAsia="Avenir Next"/>
                 <w:color w:val="1A1A1A"/>
-                <w:sz w:val="21"/>
+                <w:sz w:val="22"/>
                 <w:szCs w:val="21"/>
               </w:rPr>
               <w:t xml:space="preserve">.</w:t>
@@ -510,6 +517,7 @@
     </w:tbl>
     <w:p>
       <w:pPr>
+        <w:pStyle w:val="Heading2"/>
         <w:keepNext/>
         <w:pBdr>
           <w:bottom w:val="single" w:sz="8" w:space="3" w:color="003A70"/>
@@ -525,7 +533,7 @@
           <w:b/>
           <w:color w:val="003A70"/>
           <w:spacing w:val="14"/>
-          <w:sz w:val="19"/>
+          <w:sz w:val="22"/>
           <w:szCs w:val="19"/>
         </w:rPr>
         <w:t xml:space="preserve">WATCH ME</w:t>
@@ -544,7 +552,7 @@
           <w:rFonts w:ascii="Avenir Next" w:hAnsi="Avenir Next" w:cs="Avenir Next" w:eastAsia="Avenir Next"/>
           <w:i/>
           <w:color w:val="5A5F66"/>
-          <w:sz w:val="17"/>
+          <w:sz w:val="22"/>
           <w:szCs w:val="17"/>
         </w:rPr>
         <w:t xml:space="preserve">the steps in action</w:t>
@@ -593,7 +601,7 @@
                 <w:rFonts w:ascii="Avenir Next" w:hAnsi="Avenir Next" w:cs="Avenir Next" w:eastAsia="Avenir Next"/>
                 <w:b/>
                 <w:color w:val="1A1A1A"/>
-                <w:sz w:val="21"/>
+                <w:sz w:val="22"/>
                 <w:szCs w:val="21"/>
               </w:rPr>
               <w:t xml:space="preserve">Name the opposite of −8.</w:t>
@@ -612,25 +620,25 @@
                 <w:rFonts w:ascii="Avenir Next" w:hAnsi="Avenir Next" w:cs="Avenir Next" w:eastAsia="Avenir Next"/>
                 <w:b/>
                 <w:color w:val="003A70"/>
+                <w:sz w:val="22"/>
+                <w:szCs w:val="19"/>
+              </w:rPr>
+              <w:t xml:space="preserve">Step 1</w:t>
+            </w:r>
+            <w:r>
+              <w:rPr>
+                <w:rFonts w:ascii="Avenir Next" w:hAnsi="Avenir Next" w:cs="Avenir Next" w:eastAsia="Avenir Next"/>
+                <w:color w:val="1A1A1A"/>
                 <w:sz w:val="19"/>
                 <w:szCs w:val="19"/>
               </w:rPr>
-              <w:t xml:space="preserve">Step 1</w:t>
-            </w:r>
-            <w:r>
-              <w:rPr>
-                <w:rFonts w:ascii="Avenir Next" w:hAnsi="Avenir Next" w:cs="Avenir Next" w:eastAsia="Avenir Next"/>
-                <w:color w:val="1A1A1A"/>
-                <w:sz w:val="19"/>
-                <w:szCs w:val="19"/>
-              </w:rPr>
               <w:tab/>
             </w:r>
             <w:r>
               <w:rPr>
                 <w:rFonts w:ascii="Avenir Next" w:hAnsi="Avenir Next" w:cs="Avenir Next" w:eastAsia="Avenir Next"/>
                 <w:color w:val="1A1A1A"/>
-                <w:sz w:val="21"/>
+                <w:sz w:val="22"/>
                 <w:szCs w:val="21"/>
               </w:rPr>
               <w:t xml:space="preserve">−8 is 8 units from 0.</w:t>
@@ -649,25 +657,25 @@
                 <w:rFonts w:ascii="Avenir Next" w:hAnsi="Avenir Next" w:cs="Avenir Next" w:eastAsia="Avenir Next"/>
                 <w:b/>
                 <w:color w:val="003A70"/>
+                <w:sz w:val="22"/>
+                <w:szCs w:val="19"/>
+              </w:rPr>
+              <w:t xml:space="preserve">Step 2</w:t>
+            </w:r>
+            <w:r>
+              <w:rPr>
+                <w:rFonts w:ascii="Avenir Next" w:hAnsi="Avenir Next" w:cs="Avenir Next" w:eastAsia="Avenir Next"/>
+                <w:color w:val="1A1A1A"/>
                 <w:sz w:val="19"/>
                 <w:szCs w:val="19"/>
               </w:rPr>
-              <w:t xml:space="preserve">Step 2</w:t>
-            </w:r>
-            <w:r>
-              <w:rPr>
-                <w:rFonts w:ascii="Avenir Next" w:hAnsi="Avenir Next" w:cs="Avenir Next" w:eastAsia="Avenir Next"/>
-                <w:color w:val="1A1A1A"/>
-                <w:sz w:val="19"/>
-                <w:szCs w:val="19"/>
-              </w:rPr>
               <w:tab/>
             </w:r>
             <w:r>
               <w:rPr>
                 <w:rFonts w:ascii="Avenir Next" w:hAnsi="Avenir Next" w:cs="Avenir Next" w:eastAsia="Avenir Next"/>
                 <w:color w:val="1A1A1A"/>
-                <w:sz w:val="21"/>
+                <w:sz w:val="22"/>
                 <w:szCs w:val="21"/>
               </w:rPr>
               <w:t xml:space="preserve">−8 is left of 0. Switch to the right.</w:t>
@@ -686,25 +694,25 @@
                 <w:rFonts w:ascii="Avenir Next" w:hAnsi="Avenir Next" w:cs="Avenir Next" w:eastAsia="Avenir Next"/>
                 <w:b/>
                 <w:color w:val="003A70"/>
+                <w:sz w:val="22"/>
+                <w:szCs w:val="19"/>
+              </w:rPr>
+              <w:t xml:space="preserve">Step 3</w:t>
+            </w:r>
+            <w:r>
+              <w:rPr>
+                <w:rFonts w:ascii="Avenir Next" w:hAnsi="Avenir Next" w:cs="Avenir Next" w:eastAsia="Avenir Next"/>
+                <w:color w:val="1A1A1A"/>
                 <w:sz w:val="19"/>
                 <w:szCs w:val="19"/>
               </w:rPr>
-              <w:t xml:space="preserve">Step 3</w:t>
-            </w:r>
-            <w:r>
-              <w:rPr>
-                <w:rFonts w:ascii="Avenir Next" w:hAnsi="Avenir Next" w:cs="Avenir Next" w:eastAsia="Avenir Next"/>
-                <w:color w:val="1A1A1A"/>
-                <w:sz w:val="19"/>
-                <w:szCs w:val="19"/>
-              </w:rPr>
               <w:tab/>
             </w:r>
             <w:r>
               <w:rPr>
                 <w:rFonts w:ascii="Avenir Next" w:hAnsi="Avenir Next" w:cs="Avenir Next" w:eastAsia="Avenir Next"/>
                 <w:color w:val="1A1A1A"/>
-                <w:sz w:val="21"/>
+                <w:sz w:val="22"/>
                 <w:szCs w:val="21"/>
               </w:rPr>
               <w:t xml:space="preserve">The opposite is 8.</w:t>
@@ -723,18 +731,18 @@
                 <w:rFonts w:ascii="Avenir Next" w:hAnsi="Avenir Next" w:cs="Avenir Next" w:eastAsia="Avenir Next"/>
                 <w:b/>
                 <w:color w:val="1A1A1A"/>
+                <w:sz w:val="22"/>
+                <w:szCs w:val="21"/>
+              </w:rPr>
+              <w:t xml:space="preserve">Answer</w:t>
+            </w:r>
+            <w:r>
+              <w:rPr>
+                <w:rFonts w:ascii="Avenir Next" w:hAnsi="Avenir Next" w:cs="Avenir Next" w:eastAsia="Avenir Next"/>
+                <w:color w:val="1A1A1A"/>
                 <w:sz w:val="21"/>
                 <w:szCs w:val="21"/>
               </w:rPr>
-              <w:t xml:space="preserve">Answer</w:t>
-            </w:r>
-            <w:r>
-              <w:rPr>
-                <w:rFonts w:ascii="Avenir Next" w:hAnsi="Avenir Next" w:cs="Avenir Next" w:eastAsia="Avenir Next"/>
-                <w:color w:val="1A1A1A"/>
-                <w:sz w:val="21"/>
-                <w:szCs w:val="21"/>
-              </w:rPr>
               <w:tab/>
             </w:r>
             <w:r>
@@ -742,7 +750,7 @@
                 <w:rFonts w:ascii="Avenir Next" w:hAnsi="Avenir Next" w:cs="Avenir Next" w:eastAsia="Avenir Next"/>
                 <w:b/>
                 <w:color w:val="1A1A1A"/>
-                <w:sz w:val="21"/>
+                <w:sz w:val="22"/>
                 <w:szCs w:val="21"/>
               </w:rPr>
               <w:t xml:space="preserve">8</w:t>
@@ -763,7 +771,7 @@
               <w:drawing>
                 <wp:inline distT="0" distB="0" distL="0" distR="0">
                   <wp:extent cx="2743200" cy="731520"/>
-                  <wp:docPr id="1" name="Figure 1"/>
+                  <wp:docPr id="1" name="Figure 1" descr="Number line from -10 to 10, ticks every 1. Points: x: -8; label: −8, x: 8; label: 8."/>
                   <a:graphic xmlns:a="http://schemas.openxmlformats.org/drawingml/2006/main">
                     <a:graphicData uri="http://schemas.openxmlformats.org/drawingml/2006/picture">
                       <pic:pic xmlns:pic="http://schemas.openxmlformats.org/drawingml/2006/picture">
@@ -803,6 +811,7 @@
     </w:p>
     <w:p>
       <w:pPr>
+        <w:pStyle w:val="Heading2"/>
         <w:keepNext/>
         <w:pBdr>
           <w:bottom w:val="single" w:sz="8" w:space="3" w:color="003A70"/>
@@ -818,7 +827,7 @@
           <w:b/>
           <w:color w:val="003A70"/>
           <w:spacing w:val="14"/>
-          <w:sz w:val="19"/>
+          <w:sz w:val="22"/>
           <w:szCs w:val="19"/>
         </w:rPr>
         <w:t xml:space="preserve">TRY IT WITH HELP</w:t>
@@ -837,7 +846,7 @@
           <w:rFonts w:ascii="Avenir Next" w:hAnsi="Avenir Next" w:cs="Avenir Next" w:eastAsia="Avenir Next"/>
           <w:i/>
           <w:color w:val="5A5F66"/>
-          <w:sz w:val="17"/>
+          <w:sz w:val="22"/>
           <w:szCs w:val="17"/>
         </w:rPr>
         <w:t xml:space="preserve">fill in each step</w:t>
@@ -895,25 +904,25 @@
           <w:rFonts w:ascii="Avenir Next" w:hAnsi="Avenir Next" w:cs="Avenir Next" w:eastAsia="Avenir Next"/>
           <w:b/>
           <w:color w:val="003A70"/>
+          <w:sz w:val="22"/>
+          <w:szCs w:val="18"/>
+        </w:rPr>
+        <w:t xml:space="preserve">Step 1</w:t>
+      </w:r>
+      <w:r>
+        <w:rPr>
+          <w:rFonts w:ascii="Avenir Next" w:hAnsi="Avenir Next" w:cs="Avenir Next" w:eastAsia="Avenir Next"/>
+          <w:color w:val="1A1A1A"/>
           <w:sz w:val="18"/>
           <w:szCs w:val="18"/>
         </w:rPr>
-        <w:t xml:space="preserve">Step 1</w:t>
-      </w:r>
-      <w:r>
-        <w:rPr>
-          <w:rFonts w:ascii="Avenir Next" w:hAnsi="Avenir Next" w:cs="Avenir Next" w:eastAsia="Avenir Next"/>
-          <w:color w:val="1A1A1A"/>
-          <w:sz w:val="18"/>
-          <w:szCs w:val="18"/>
-        </w:rPr>
         <w:tab/>
       </w:r>
       <w:r>
         <w:rPr>
           <w:rFonts w:ascii="Avenir Next" w:hAnsi="Avenir Next" w:cs="Avenir Next" w:eastAsia="Avenir Next"/>
           <w:color w:val="1A1A1A"/>
-          <w:sz w:val="21"/>
+          <w:sz w:val="22"/>
           <w:szCs w:val="21"/>
         </w:rPr>
         <w:t xml:space="preserve">3.5 is </w:t>
@@ -932,7 +941,7 @@
         <w:rPr>
           <w:rFonts w:ascii="Avenir Next" w:hAnsi="Avenir Next" w:cs="Avenir Next" w:eastAsia="Avenir Next"/>
           <w:color w:val="1A1A1A"/>
-          <w:sz w:val="21"/>
+          <w:sz w:val="22"/>
           <w:szCs w:val="21"/>
         </w:rPr>
         <w:t xml:space="preserve"> units from 0.</w:t>
@@ -952,25 +961,25 @@
           <w:rFonts w:ascii="Avenir Next" w:hAnsi="Avenir Next" w:cs="Avenir Next" w:eastAsia="Avenir Next"/>
           <w:b/>
           <w:color w:val="003A70"/>
+          <w:sz w:val="22"/>
+          <w:szCs w:val="18"/>
+        </w:rPr>
+        <w:t xml:space="preserve">Step 2</w:t>
+      </w:r>
+      <w:r>
+        <w:rPr>
+          <w:rFonts w:ascii="Avenir Next" w:hAnsi="Avenir Next" w:cs="Avenir Next" w:eastAsia="Avenir Next"/>
+          <w:color w:val="1A1A1A"/>
           <w:sz w:val="18"/>
           <w:szCs w:val="18"/>
         </w:rPr>
-        <w:t xml:space="preserve">Step 2</w:t>
-      </w:r>
-      <w:r>
-        <w:rPr>
-          <w:rFonts w:ascii="Avenir Next" w:hAnsi="Avenir Next" w:cs="Avenir Next" w:eastAsia="Avenir Next"/>
-          <w:color w:val="1A1A1A"/>
-          <w:sz w:val="18"/>
-          <w:szCs w:val="18"/>
-        </w:rPr>
         <w:tab/>
       </w:r>
       <w:r>
         <w:rPr>
           <w:rFonts w:ascii="Avenir Next" w:hAnsi="Avenir Next" w:cs="Avenir Next" w:eastAsia="Avenir Next"/>
           <w:color w:val="1A1A1A"/>
-          <w:sz w:val="21"/>
+          <w:sz w:val="22"/>
           <w:szCs w:val="21"/>
         </w:rPr>
         <w:t xml:space="preserve">3.5 is right of 0. Switch to the </w:t>
@@ -989,7 +998,7 @@
         <w:rPr>
           <w:rFonts w:ascii="Avenir Next" w:hAnsi="Avenir Next" w:cs="Avenir Next" w:eastAsia="Avenir Next"/>
           <w:color w:val="1A1A1A"/>
-          <w:sz w:val="21"/>
+          <w:sz w:val="22"/>
           <w:szCs w:val="21"/>
         </w:rPr>
         <w:t xml:space="preserve">.</w:t>
@@ -1009,25 +1018,25 @@
           <w:rFonts w:ascii="Avenir Next" w:hAnsi="Avenir Next" w:cs="Avenir Next" w:eastAsia="Avenir Next"/>
           <w:b/>
           <w:color w:val="003A70"/>
+          <w:sz w:val="22"/>
+          <w:szCs w:val="18"/>
+        </w:rPr>
+        <w:t xml:space="preserve">Step 3</w:t>
+      </w:r>
+      <w:r>
+        <w:rPr>
+          <w:rFonts w:ascii="Avenir Next" w:hAnsi="Avenir Next" w:cs="Avenir Next" w:eastAsia="Avenir Next"/>
+          <w:color w:val="1A1A1A"/>
           <w:sz w:val="18"/>
           <w:szCs w:val="18"/>
         </w:rPr>
-        <w:t xml:space="preserve">Step 3</w:t>
-      </w:r>
-      <w:r>
-        <w:rPr>
-          <w:rFonts w:ascii="Avenir Next" w:hAnsi="Avenir Next" w:cs="Avenir Next" w:eastAsia="Avenir Next"/>
-          <w:color w:val="1A1A1A"/>
-          <w:sz w:val="18"/>
-          <w:szCs w:val="18"/>
-        </w:rPr>
         <w:tab/>
       </w:r>
       <w:r>
         <w:rPr>
           <w:rFonts w:ascii="Avenir Next" w:hAnsi="Avenir Next" w:cs="Avenir Next" w:eastAsia="Avenir Next"/>
           <w:color w:val="1A1A1A"/>
-          <w:sz w:val="21"/>
+          <w:sz w:val="22"/>
           <w:szCs w:val="21"/>
         </w:rPr>
         <w:t xml:space="preserve">The opposite is </w:t>
@@ -1046,7 +1055,7 @@
         <w:rPr>
           <w:rFonts w:ascii="Avenir Next" w:hAnsi="Avenir Next" w:cs="Avenir Next" w:eastAsia="Avenir Next"/>
           <w:color w:val="1A1A1A"/>
-          <w:sz w:val="21"/>
+          <w:sz w:val="22"/>
           <w:szCs w:val="21"/>
         </w:rPr>
         <w:t xml:space="preserve">.</w:t>
@@ -1109,25 +1118,25 @@
           <w:rFonts w:ascii="Avenir Next" w:hAnsi="Avenir Next" w:cs="Avenir Next" w:eastAsia="Avenir Next"/>
           <w:b/>
           <w:color w:val="003A70"/>
+          <w:sz w:val="22"/>
+          <w:szCs w:val="18"/>
+        </w:rPr>
+        <w:t xml:space="preserve">Step 1</w:t>
+      </w:r>
+      <w:r>
+        <w:rPr>
+          <w:rFonts w:ascii="Avenir Next" w:hAnsi="Avenir Next" w:cs="Avenir Next" w:eastAsia="Avenir Next"/>
+          <w:color w:val="1A1A1A"/>
           <w:sz w:val="18"/>
           <w:szCs w:val="18"/>
         </w:rPr>
-        <w:t xml:space="preserve">Step 1</w:t>
-      </w:r>
-      <w:r>
-        <w:rPr>
-          <w:rFonts w:ascii="Avenir Next" w:hAnsi="Avenir Next" w:cs="Avenir Next" w:eastAsia="Avenir Next"/>
-          <w:color w:val="1A1A1A"/>
-          <w:sz w:val="18"/>
-          <w:szCs w:val="18"/>
-        </w:rPr>
         <w:tab/>
       </w:r>
       <w:r>
         <w:rPr>
           <w:rFonts w:ascii="Avenir Next" w:hAnsi="Avenir Next" w:cs="Avenir Next" w:eastAsia="Avenir Next"/>
           <w:color w:val="1A1A1A"/>
-          <w:sz w:val="21"/>
+          <w:sz w:val="22"/>
           <w:szCs w:val="21"/>
         </w:rPr>
         <w:t xml:space="preserve">−2.5 is </w:t>
@@ -1146,7 +1155,7 @@
         <w:rPr>
           <w:rFonts w:ascii="Avenir Next" w:hAnsi="Avenir Next" w:cs="Avenir Next" w:eastAsia="Avenir Next"/>
           <w:color w:val="1A1A1A"/>
-          <w:sz w:val="21"/>
+          <w:sz w:val="22"/>
           <w:szCs w:val="21"/>
         </w:rPr>
         <w:t xml:space="preserve"> units from 0.</w:t>
@@ -1166,25 +1175,25 @@
           <w:rFonts w:ascii="Avenir Next" w:hAnsi="Avenir Next" w:cs="Avenir Next" w:eastAsia="Avenir Next"/>
           <w:b/>
           <w:color w:val="003A70"/>
+          <w:sz w:val="22"/>
+          <w:szCs w:val="18"/>
+        </w:rPr>
+        <w:t xml:space="preserve">Step 2</w:t>
+      </w:r>
+      <w:r>
+        <w:rPr>
+          <w:rFonts w:ascii="Avenir Next" w:hAnsi="Avenir Next" w:cs="Avenir Next" w:eastAsia="Avenir Next"/>
+          <w:color w:val="1A1A1A"/>
           <w:sz w:val="18"/>
           <w:szCs w:val="18"/>
         </w:rPr>
-        <w:t xml:space="preserve">Step 2</w:t>
-      </w:r>
-      <w:r>
-        <w:rPr>
-          <w:rFonts w:ascii="Avenir Next" w:hAnsi="Avenir Next" w:cs="Avenir Next" w:eastAsia="Avenir Next"/>
-          <w:color w:val="1A1A1A"/>
-          <w:sz w:val="18"/>
-          <w:szCs w:val="18"/>
-        </w:rPr>
         <w:tab/>
       </w:r>
       <w:r>
         <w:rPr>
           <w:rFonts w:ascii="Avenir Next" w:hAnsi="Avenir Next" w:cs="Avenir Next" w:eastAsia="Avenir Next"/>
           <w:color w:val="1A1A1A"/>
-          <w:sz w:val="21"/>
+          <w:sz w:val="22"/>
           <w:szCs w:val="21"/>
         </w:rPr>
         <w:t xml:space="preserve">−2.5 is left of 0. Switch to the </w:t>
@@ -1203,7 +1212,7 @@
         <w:rPr>
           <w:rFonts w:ascii="Avenir Next" w:hAnsi="Avenir Next" w:cs="Avenir Next" w:eastAsia="Avenir Next"/>
           <w:color w:val="1A1A1A"/>
-          <w:sz w:val="21"/>
+          <w:sz w:val="22"/>
           <w:szCs w:val="21"/>
         </w:rPr>
         <w:t xml:space="preserve">.</w:t>
@@ -1223,25 +1232,25 @@
           <w:rFonts w:ascii="Avenir Next" w:hAnsi="Avenir Next" w:cs="Avenir Next" w:eastAsia="Avenir Next"/>
           <w:b/>
           <w:color w:val="003A70"/>
+          <w:sz w:val="22"/>
+          <w:szCs w:val="18"/>
+        </w:rPr>
+        <w:t xml:space="preserve">Step 3</w:t>
+      </w:r>
+      <w:r>
+        <w:rPr>
+          <w:rFonts w:ascii="Avenir Next" w:hAnsi="Avenir Next" w:cs="Avenir Next" w:eastAsia="Avenir Next"/>
+          <w:color w:val="1A1A1A"/>
           <w:sz w:val="18"/>
           <w:szCs w:val="18"/>
         </w:rPr>
-        <w:t xml:space="preserve">Step 3</w:t>
-      </w:r>
-      <w:r>
-        <w:rPr>
-          <w:rFonts w:ascii="Avenir Next" w:hAnsi="Avenir Next" w:cs="Avenir Next" w:eastAsia="Avenir Next"/>
-          <w:color w:val="1A1A1A"/>
-          <w:sz w:val="18"/>
-          <w:szCs w:val="18"/>
-        </w:rPr>
         <w:tab/>
       </w:r>
       <w:r>
         <w:rPr>
           <w:rFonts w:ascii="Avenir Next" w:hAnsi="Avenir Next" w:cs="Avenir Next" w:eastAsia="Avenir Next"/>
           <w:color w:val="1A1A1A"/>
-          <w:sz w:val="21"/>
+          <w:sz w:val="22"/>
           <w:szCs w:val="21"/>
         </w:rPr>
         <w:t xml:space="preserve">−(−2.5) = </w:t>
@@ -1264,6 +1273,7 @@
     </w:p>
     <w:p>
       <w:pPr>
+        <w:pStyle w:val="Heading2"/>
         <w:keepNext/>
         <w:pBdr>
           <w:bottom w:val="single" w:sz="8" w:space="3" w:color="003A70"/>
@@ -1279,7 +1289,7 @@
           <w:b/>
           <w:color w:val="003A70"/>
           <w:spacing w:val="14"/>
-          <w:sz w:val="19"/>
+          <w:sz w:val="22"/>
           <w:szCs w:val="19"/>
         </w:rPr>
         <w:t xml:space="preserve">YOUR TURN</w:t>
@@ -1298,7 +1308,7 @@
           <w:rFonts w:ascii="Avenir Next" w:hAnsi="Avenir Next" w:cs="Avenir Next" w:eastAsia="Avenir Next"/>
           <w:i/>
           <w:color w:val="5A5F66"/>
-          <w:sz w:val="17"/>
+          <w:sz w:val="22"/>
           <w:szCs w:val="17"/>
         </w:rPr>
         <w:t xml:space="preserve">use the steps on your own</w:t>
@@ -1470,7 +1480,7 @@
                       <w:szCs w:val="22"/>
                       <w:u w:val="single"/>
                     </w:rPr>
-                    <w:t xml:space="preserve">        </w:t>
+                    <w:t xml:space="preserve">            </w:t>
                   </w:r>
                 </w:p>
               </w:tc>
@@ -1532,7 +1542,7 @@
                       <w:szCs w:val="22"/>
                       <w:u w:val="single"/>
                     </w:rPr>
-                    <w:t xml:space="preserve">        </w:t>
+                    <w:t xml:space="preserve">            </w:t>
                   </w:r>
                 </w:p>
               </w:tc>
@@ -1594,7 +1604,7 @@
                       <w:szCs w:val="22"/>
                       <w:u w:val="single"/>
                     </w:rPr>
-                    <w:t xml:space="preserve">        </w:t>
+                    <w:t xml:space="preserve">            </w:t>
                   </w:r>
                 </w:p>
               </w:tc>
@@ -1662,7 +1672,7 @@
                       <w:szCs w:val="22"/>
                       <w:u w:val="single"/>
                     </w:rPr>
-                    <w:t xml:space="preserve">        </w:t>
+                    <w:t xml:space="preserve">            </w:t>
                   </w:r>
                 </w:p>
               </w:tc>
@@ -1724,7 +1734,7 @@
                       <w:szCs w:val="22"/>
                       <w:u w:val="single"/>
                     </w:rPr>
-                    <w:t xml:space="preserve">        </w:t>
+                    <w:t xml:space="preserve">            </w:t>
                   </w:r>
                 </w:p>
               </w:tc>
@@ -1786,7 +1796,7 @@
                       <w:szCs w:val="22"/>
                       <w:u w:val="single"/>
                     </w:rPr>
-                    <w:t xml:space="preserve">        </w:t>
+                    <w:t xml:space="preserve">            </w:t>
                   </w:r>
                 </w:p>
               </w:tc>
@@ -1809,7 +1819,7 @@
       <w:pPr>
         <w:pageBreakBefore/>
         <w:keepNext/>
-        <w:spacing w:before="0" w:after="12" w:line="264" w:lineRule="auto"/>
+        <w:spacing w:before="0" w:after="9" w:line="240" w:lineRule="auto"/>
       </w:pPr>
       <w:r>
         <w:rPr>
@@ -1818,7 +1828,7 @@
           <w:caps/>
           <w:color w:val="003A70"/>
           <w:spacing w:val="12"/>
-          <w:sz w:val="19"/>
+          <w:sz w:val="22"/>
           <w:szCs w:val="19"/>
         </w:rPr>
         <w:t xml:space="preserve">Lesson 7-3  ·  Session 1  ·  Prerequisite Practice B  ·  Skill 2 of 2</w:t>
@@ -1826,8 +1836,9 @@
     </w:p>
     <w:p>
       <w:pPr>
+        <w:pStyle w:val="Heading1"/>
         <w:keepNext/>
-        <w:spacing w:before="0" w:after="10" w:line="240" w:lineRule="auto"/>
+        <w:spacing w:before="0" w:after="7" w:line="240" w:lineRule="auto"/>
       </w:pPr>
       <w:r>
         <w:rPr>
@@ -1845,13 +1856,13 @@
         <w:pBdr>
           <w:bottom w:val="single" w:sz="4" w:space="5" w:color="C9CDD2"/>
         </w:pBdr>
-        <w:spacing w:before="0" w:after="60" w:line="264" w:lineRule="auto"/>
+        <w:spacing w:before="0" w:after="43" w:line="240" w:lineRule="auto"/>
       </w:pPr>
       <w:r>
         <w:rPr>
           <w:rFonts w:ascii="Avenir Next" w:hAnsi="Avenir Next" w:cs="Avenir Next" w:eastAsia="Avenir Next"/>
           <w:color w:val="5A5F66"/>
-          <w:sz w:val="17"/>
+          <w:sz w:val="22"/>
           <w:szCs w:val="17"/>
         </w:rPr>
         <w:t xml:space="preserve">Builds on Lesson 7-2 · 6.NS.C.6c</w:t>
@@ -1894,7 +1905,8 @@
           </w:tcPr>
           <w:p>
             <w:pPr>
-              <w:spacing w:before="0" w:after="0" w:line="252" w:lineRule="auto"/>
+              <w:pStyle w:val="Heading2"/>
+              <w:spacing w:before="0" w:after="0" w:line="240" w:lineRule="auto"/>
             </w:pPr>
             <w:r>
               <w:rPr>
@@ -1917,13 +1929,13 @@
           </w:tcPr>
           <w:p>
             <w:pPr>
-              <w:spacing w:before="0" w:after="0" w:line="264" w:lineRule="auto"/>
+              <w:spacing w:before="0" w:after="0" w:line="240" w:lineRule="auto"/>
             </w:pPr>
             <w:r>
               <w:rPr>
                 <w:rFonts w:ascii="Avenir Next" w:hAnsi="Avenir Next" w:cs="Avenir Next" w:eastAsia="Avenir Next"/>
                 <w:color w:val="1A1A1A"/>
-                <w:sz w:val="20"/>
+                <w:sz w:val="22"/>
                 <w:szCs w:val="20"/>
               </w:rPr>
               <w:t xml:space="preserve">You will plot −6, 2.5, and −0.5, then find each distance to 0.</w:t>
@@ -1943,7 +1955,8 @@
           </w:tcPr>
           <w:p>
             <w:pPr>
-              <w:spacing w:before="0" w:after="0" w:line="252" w:lineRule="auto"/>
+              <w:pStyle w:val="Heading2"/>
+              <w:spacing w:before="0" w:after="0" w:line="240" w:lineRule="auto"/>
             </w:pPr>
             <w:r>
               <w:rPr>
@@ -1966,13 +1979,13 @@
           </w:tcPr>
           <w:p>
             <w:pPr>
-              <w:spacing w:before="0" w:after="0" w:line="264" w:lineRule="auto"/>
+              <w:spacing w:before="0" w:after="0" w:line="240" w:lineRule="auto"/>
             </w:pPr>
             <w:r>
               <w:rPr>
                 <w:rFonts w:ascii="Avenir Next" w:hAnsi="Avenir Next" w:cs="Avenir Next" w:eastAsia="Avenir Next"/>
                 <w:color w:val="1A1A1A"/>
-                <w:sz w:val="20"/>
+                <w:sz w:val="22"/>
                 <w:szCs w:val="20"/>
               </w:rPr>
               <w:t xml:space="preserve">Plot a negative decimal, like −0.5: halfway between −1 and 0.  </w:t>
@@ -1982,7 +1995,7 @@
                 <w:rFonts w:ascii="Avenir Next" w:hAnsi="Avenir Next" w:cs="Avenir Next" w:eastAsia="Avenir Next"/>
                 <w:b/>
                 <w:color w:val="1A1A1A"/>
-                <w:sz w:val="20"/>
+                <w:sz w:val="22"/>
                 <w:szCs w:val="20"/>
               </w:rPr>
               <w:t xml:space="preserve">You will use it in Practice Form A, problem 2.</w:t>
@@ -1993,6 +2006,7 @@
     </w:tbl>
     <w:p>
       <w:pPr>
+        <w:pStyle w:val="Heading2"/>
         <w:keepNext/>
         <w:pBdr>
           <w:bottom w:val="single" w:sz="8" w:space="3" w:color="003A70"/>
@@ -2000,7 +2014,7 @@
         <w:tabs>
           <w:tab w:val="right" w:pos="9504"/>
         </w:tabs>
-        <w:spacing w:before="50" w:after="36" w:line="240" w:lineRule="auto"/>
+        <w:spacing w:before="36" w:after="26" w:line="240" w:lineRule="auto"/>
       </w:pPr>
       <w:r>
         <w:rPr>
@@ -2008,7 +2022,7 @@
           <w:b/>
           <w:color w:val="003A70"/>
           <w:spacing w:val="14"/>
-          <w:sz w:val="19"/>
+          <w:sz w:val="22"/>
           <w:szCs w:val="19"/>
         </w:rPr>
         <w:t xml:space="preserve">STEPS TO FOLLOW</w:t>
@@ -2027,7 +2041,7 @@
           <w:rFonts w:ascii="Avenir Next" w:hAnsi="Avenir Next" w:cs="Avenir Next" w:eastAsia="Avenir Next"/>
           <w:i/>
           <w:color w:val="5A5F66"/>
-          <w:sz w:val="17"/>
+          <w:sz w:val="22"/>
           <w:szCs w:val="17"/>
         </w:rPr>
         <w:t xml:space="preserve">use these same steps on every problem</w:t>
@@ -2069,6 +2083,7 @@
           </w:tcPr>
           <w:p>
             <w:pPr>
+              <w:pStyle w:val="Heading1"/>
               <w:spacing w:before="0" w:after="0" w:line="240" w:lineRule="auto"/>
               <w:jc w:val="center"/>
             </w:pPr>
@@ -2091,13 +2106,13 @@
           </w:tcPr>
           <w:p>
             <w:pPr>
-              <w:spacing w:before="0" w:after="0" w:line="264" w:lineRule="auto"/>
+              <w:spacing w:before="0" w:after="0" w:line="240" w:lineRule="auto"/>
             </w:pPr>
             <w:r>
               <w:rPr>
                 <w:rFonts w:ascii="Avenir Next" w:hAnsi="Avenir Next" w:cs="Avenir Next" w:eastAsia="Avenir Next"/>
                 <w:color w:val="1A1A1A"/>
-                <w:sz w:val="21"/>
+                <w:sz w:val="22"/>
                 <w:szCs w:val="21"/>
               </w:rPr>
               <w:t xml:space="preserve">Find the two </w:t>
@@ -2107,7 +2122,7 @@
                 <w:rFonts w:ascii="Avenir Next" w:hAnsi="Avenir Next" w:cs="Avenir Next" w:eastAsia="Avenir Next"/>
                 <w:b/>
                 <w:color w:val="1A1A1A"/>
-                <w:sz w:val="21"/>
+                <w:sz w:val="22"/>
                 <w:szCs w:val="21"/>
               </w:rPr>
               <w:t xml:space="preserve">integers</w:t>
@@ -2116,7 +2131,7 @@
               <w:rPr>
                 <w:rFonts w:ascii="Avenir Next" w:hAnsi="Avenir Next" w:cs="Avenir Next" w:eastAsia="Avenir Next"/>
                 <w:color w:val="1A1A1A"/>
-                <w:sz w:val="21"/>
+                <w:sz w:val="22"/>
                 <w:szCs w:val="21"/>
               </w:rPr>
               <w:t xml:space="preserve"> the number sits between.</w:t>
@@ -2135,6 +2150,7 @@
           </w:tcPr>
           <w:p>
             <w:pPr>
+              <w:pStyle w:val="Heading1"/>
               <w:spacing w:before="0" w:after="0" w:line="240" w:lineRule="auto"/>
               <w:jc w:val="center"/>
             </w:pPr>
@@ -2157,13 +2173,13 @@
           </w:tcPr>
           <w:p>
             <w:pPr>
-              <w:spacing w:before="0" w:after="0" w:line="264" w:lineRule="auto"/>
+              <w:spacing w:before="0" w:after="0" w:line="240" w:lineRule="auto"/>
             </w:pPr>
             <w:r>
               <w:rPr>
                 <w:rFonts w:ascii="Avenir Next" w:hAnsi="Avenir Next" w:cs="Avenir Next" w:eastAsia="Avenir Next"/>
                 <w:color w:val="1A1A1A"/>
-                <w:sz w:val="21"/>
+                <w:sz w:val="22"/>
                 <w:szCs w:val="21"/>
               </w:rPr>
               <w:t xml:space="preserve">Split that gap into equal </w:t>
@@ -2173,7 +2189,7 @@
                 <w:rFonts w:ascii="Avenir Next" w:hAnsi="Avenir Next" w:cs="Avenir Next" w:eastAsia="Avenir Next"/>
                 <w:b/>
                 <w:color w:val="1A1A1A"/>
-                <w:sz w:val="21"/>
+                <w:sz w:val="22"/>
                 <w:szCs w:val="21"/>
               </w:rPr>
               <w:t xml:space="preserve">parts</w:t>
@@ -2182,7 +2198,7 @@
               <w:rPr>
                 <w:rFonts w:ascii="Avenir Next" w:hAnsi="Avenir Next" w:cs="Avenir Next" w:eastAsia="Avenir Next"/>
                 <w:color w:val="1A1A1A"/>
-                <w:sz w:val="21"/>
+                <w:sz w:val="22"/>
                 <w:szCs w:val="21"/>
               </w:rPr>
               <w:t xml:space="preserve">.</w:t>
@@ -2201,6 +2217,7 @@
           </w:tcPr>
           <w:p>
             <w:pPr>
+              <w:pStyle w:val="Heading1"/>
               <w:spacing w:before="0" w:after="0" w:line="240" w:lineRule="auto"/>
               <w:jc w:val="center"/>
             </w:pPr>
@@ -2223,13 +2240,13 @@
           </w:tcPr>
           <w:p>
             <w:pPr>
-              <w:spacing w:before="0" w:after="0" w:line="264" w:lineRule="auto"/>
+              <w:spacing w:before="0" w:after="0" w:line="240" w:lineRule="auto"/>
             </w:pPr>
             <w:r>
               <w:rPr>
                 <w:rFonts w:ascii="Avenir Next" w:hAnsi="Avenir Next" w:cs="Avenir Next" w:eastAsia="Avenir Next"/>
                 <w:color w:val="1A1A1A"/>
-                <w:sz w:val="21"/>
+                <w:sz w:val="22"/>
                 <w:szCs w:val="21"/>
               </w:rPr>
               <w:t xml:space="preserve">Count the parts </w:t>
@@ -2239,7 +2256,7 @@
                 <w:rFonts w:ascii="Avenir Next" w:hAnsi="Avenir Next" w:cs="Avenir Next" w:eastAsia="Avenir Next"/>
                 <w:b/>
                 <w:color w:val="1A1A1A"/>
-                <w:sz w:val="21"/>
+                <w:sz w:val="22"/>
                 <w:szCs w:val="21"/>
               </w:rPr>
               <w:t xml:space="preserve">away from 0</w:t>
@@ -2248,7 +2265,7 @@
               <w:rPr>
                 <w:rFonts w:ascii="Avenir Next" w:hAnsi="Avenir Next" w:cs="Avenir Next" w:eastAsia="Avenir Next"/>
                 <w:color w:val="1A1A1A"/>
-                <w:sz w:val="21"/>
+                <w:sz w:val="22"/>
                 <w:szCs w:val="21"/>
               </w:rPr>
               <w:t xml:space="preserve">. Mark the point.</w:t>
@@ -2259,6 +2276,7 @@
     </w:tbl>
     <w:p>
       <w:pPr>
+        <w:pStyle w:val="Heading2"/>
         <w:keepNext/>
         <w:pBdr>
           <w:bottom w:val="single" w:sz="8" w:space="3" w:color="003A70"/>
@@ -2266,7 +2284,7 @@
         <w:tabs>
           <w:tab w:val="right" w:pos="9504"/>
         </w:tabs>
-        <w:spacing w:before="50" w:after="36" w:line="240" w:lineRule="auto"/>
+        <w:spacing w:before="36" w:after="26" w:line="240" w:lineRule="auto"/>
       </w:pPr>
       <w:r>
         <w:rPr>
@@ -2274,7 +2292,7 @@
           <w:b/>
           <w:color w:val="003A70"/>
           <w:spacing w:val="14"/>
-          <w:sz w:val="19"/>
+          <w:sz w:val="22"/>
           <w:szCs w:val="19"/>
         </w:rPr>
         <w:t xml:space="preserve">WATCH ME</w:t>
@@ -2293,7 +2311,7 @@
           <w:rFonts w:ascii="Avenir Next" w:hAnsi="Avenir Next" w:cs="Avenir Next" w:eastAsia="Avenir Next"/>
           <w:i/>
           <w:color w:val="5A5F66"/>
-          <w:sz w:val="17"/>
+          <w:sz w:val="22"/>
           <w:szCs w:val="17"/>
         </w:rPr>
         <w:t xml:space="preserve">the steps in action</w:t>
@@ -2335,14 +2353,14 @@
           </w:tcPr>
           <w:p>
             <w:pPr>
-              <w:spacing w:before="0" w:after="40" w:line="264" w:lineRule="auto"/>
+              <w:spacing w:before="0" w:after="29" w:line="240" w:lineRule="auto"/>
             </w:pPr>
             <w:r>
               <w:rPr>
                 <w:rFonts w:ascii="Avenir Next" w:hAnsi="Avenir Next" w:cs="Avenir Next" w:eastAsia="Avenir Next"/>
                 <w:b/>
                 <w:color w:val="1A1A1A"/>
-                <w:sz w:val="21"/>
+                <w:sz w:val="22"/>
                 <w:szCs w:val="21"/>
               </w:rPr>
               <w:t xml:space="preserve">Plot −1.5.</w:t>
@@ -2353,7 +2371,7 @@
               <w:tabs>
                 <w:tab w:val="left" w:pos="950"/>
               </w:tabs>
-              <w:spacing w:before="0" w:after="24" w:line="256" w:lineRule="auto"/>
+              <w:spacing w:before="0" w:after="17" w:line="240" w:lineRule="auto"/>
               <w:ind w:left="950" w:hanging="950"/>
             </w:pPr>
             <w:r>
@@ -2361,25 +2379,25 @@
                 <w:rFonts w:ascii="Avenir Next" w:hAnsi="Avenir Next" w:cs="Avenir Next" w:eastAsia="Avenir Next"/>
                 <w:b/>
                 <w:color w:val="003A70"/>
+                <w:sz w:val="22"/>
+                <w:szCs w:val="19"/>
+              </w:rPr>
+              <w:t xml:space="preserve">Step 1</w:t>
+            </w:r>
+            <w:r>
+              <w:rPr>
+                <w:rFonts w:ascii="Avenir Next" w:hAnsi="Avenir Next" w:cs="Avenir Next" w:eastAsia="Avenir Next"/>
+                <w:color w:val="1A1A1A"/>
                 <w:sz w:val="19"/>
                 <w:szCs w:val="19"/>
               </w:rPr>
-              <w:t xml:space="preserve">Step 1</w:t>
-            </w:r>
-            <w:r>
-              <w:rPr>
-                <w:rFonts w:ascii="Avenir Next" w:hAnsi="Avenir Next" w:cs="Avenir Next" w:eastAsia="Avenir Next"/>
-                <w:color w:val="1A1A1A"/>
-                <w:sz w:val="19"/>
-                <w:szCs w:val="19"/>
-              </w:rPr>
               <w:tab/>
             </w:r>
             <w:r>
               <w:rPr>
                 <w:rFonts w:ascii="Avenir Next" w:hAnsi="Avenir Next" w:cs="Avenir Next" w:eastAsia="Avenir Next"/>
                 <w:color w:val="1A1A1A"/>
-                <w:sz w:val="21"/>
+                <w:sz w:val="22"/>
                 <w:szCs w:val="21"/>
               </w:rPr>
               <w:t xml:space="preserve">−1.5 is between −1 and −2.</w:t>
@@ -2390,7 +2408,7 @@
               <w:tabs>
                 <w:tab w:val="left" w:pos="950"/>
               </w:tabs>
-              <w:spacing w:before="0" w:after="24" w:line="256" w:lineRule="auto"/>
+              <w:spacing w:before="0" w:after="17" w:line="240" w:lineRule="auto"/>
               <w:ind w:left="950" w:hanging="950"/>
             </w:pPr>
             <w:r>
@@ -2398,25 +2416,25 @@
                 <w:rFonts w:ascii="Avenir Next" w:hAnsi="Avenir Next" w:cs="Avenir Next" w:eastAsia="Avenir Next"/>
                 <w:b/>
                 <w:color w:val="003A70"/>
+                <w:sz w:val="22"/>
+                <w:szCs w:val="19"/>
+              </w:rPr>
+              <w:t xml:space="preserve">Step 2</w:t>
+            </w:r>
+            <w:r>
+              <w:rPr>
+                <w:rFonts w:ascii="Avenir Next" w:hAnsi="Avenir Next" w:cs="Avenir Next" w:eastAsia="Avenir Next"/>
+                <w:color w:val="1A1A1A"/>
                 <w:sz w:val="19"/>
                 <w:szCs w:val="19"/>
               </w:rPr>
-              <w:t xml:space="preserve">Step 2</w:t>
-            </w:r>
-            <w:r>
-              <w:rPr>
-                <w:rFonts w:ascii="Avenir Next" w:hAnsi="Avenir Next" w:cs="Avenir Next" w:eastAsia="Avenir Next"/>
-                <w:color w:val="1A1A1A"/>
-                <w:sz w:val="19"/>
-                <w:szCs w:val="19"/>
-              </w:rPr>
               <w:tab/>
             </w:r>
             <w:r>
               <w:rPr>
                 <w:rFonts w:ascii="Avenir Next" w:hAnsi="Avenir Next" w:cs="Avenir Next" w:eastAsia="Avenir Next"/>
                 <w:color w:val="1A1A1A"/>
-                <w:sz w:val="21"/>
+                <w:sz w:val="22"/>
                 <w:szCs w:val="21"/>
               </w:rPr>
               <w:t xml:space="preserve">Split −1 to −2 into 2 equal parts.</w:t>
@@ -2427,7 +2445,7 @@
               <w:tabs>
                 <w:tab w:val="left" w:pos="950"/>
               </w:tabs>
-              <w:spacing w:before="0" w:after="24" w:line="256" w:lineRule="auto"/>
+              <w:spacing w:before="0" w:after="17" w:line="240" w:lineRule="auto"/>
               <w:ind w:left="950" w:hanging="950"/>
             </w:pPr>
             <w:r>
@@ -2435,25 +2453,25 @@
                 <w:rFonts w:ascii="Avenir Next" w:hAnsi="Avenir Next" w:cs="Avenir Next" w:eastAsia="Avenir Next"/>
                 <w:b/>
                 <w:color w:val="003A70"/>
+                <w:sz w:val="22"/>
+                <w:szCs w:val="19"/>
+              </w:rPr>
+              <w:t xml:space="preserve">Step 3</w:t>
+            </w:r>
+            <w:r>
+              <w:rPr>
+                <w:rFonts w:ascii="Avenir Next" w:hAnsi="Avenir Next" w:cs="Avenir Next" w:eastAsia="Avenir Next"/>
+                <w:color w:val="1A1A1A"/>
                 <w:sz w:val="19"/>
                 <w:szCs w:val="19"/>
               </w:rPr>
-              <w:t xml:space="preserve">Step 3</w:t>
-            </w:r>
-            <w:r>
-              <w:rPr>
-                <w:rFonts w:ascii="Avenir Next" w:hAnsi="Avenir Next" w:cs="Avenir Next" w:eastAsia="Avenir Next"/>
-                <w:color w:val="1A1A1A"/>
-                <w:sz w:val="19"/>
-                <w:szCs w:val="19"/>
-              </w:rPr>
               <w:tab/>
             </w:r>
             <w:r>
               <w:rPr>
                 <w:rFonts w:ascii="Avenir Next" w:hAnsi="Avenir Next" w:cs="Avenir Next" w:eastAsia="Avenir Next"/>
                 <w:color w:val="1A1A1A"/>
-                <w:sz w:val="21"/>
+                <w:sz w:val="22"/>
                 <w:szCs w:val="21"/>
               </w:rPr>
               <w:t xml:space="preserve">Count 1 part left of −1. Mark it.</w:t>
@@ -2464,7 +2482,7 @@
               <w:tabs>
                 <w:tab w:val="left" w:pos="950"/>
               </w:tabs>
-              <w:spacing w:before="20" w:after="0" w:line="256" w:lineRule="auto"/>
+              <w:spacing w:before="14" w:after="0" w:line="240" w:lineRule="auto"/>
               <w:ind w:left="950" w:hanging="950"/>
             </w:pPr>
             <w:r>
@@ -2472,18 +2490,18 @@
                 <w:rFonts w:ascii="Avenir Next" w:hAnsi="Avenir Next" w:cs="Avenir Next" w:eastAsia="Avenir Next"/>
                 <w:b/>
                 <w:color w:val="1A1A1A"/>
+                <w:sz w:val="22"/>
+                <w:szCs w:val="21"/>
+              </w:rPr>
+              <w:t xml:space="preserve">Answer</w:t>
+            </w:r>
+            <w:r>
+              <w:rPr>
+                <w:rFonts w:ascii="Avenir Next" w:hAnsi="Avenir Next" w:cs="Avenir Next" w:eastAsia="Avenir Next"/>
+                <w:color w:val="1A1A1A"/>
                 <w:sz w:val="21"/>
                 <w:szCs w:val="21"/>
               </w:rPr>
-              <w:t xml:space="preserve">Answer</w:t>
-            </w:r>
-            <w:r>
-              <w:rPr>
-                <w:rFonts w:ascii="Avenir Next" w:hAnsi="Avenir Next" w:cs="Avenir Next" w:eastAsia="Avenir Next"/>
-                <w:color w:val="1A1A1A"/>
-                <w:sz w:val="21"/>
-                <w:szCs w:val="21"/>
-              </w:rPr>
               <w:tab/>
             </w:r>
             <w:r>
@@ -2491,7 +2509,7 @@
                 <w:rFonts w:ascii="Avenir Next" w:hAnsi="Avenir Next" w:cs="Avenir Next" w:eastAsia="Avenir Next"/>
                 <w:b/>
                 <w:color w:val="1A1A1A"/>
-                <w:sz w:val="21"/>
+                <w:sz w:val="22"/>
                 <w:szCs w:val="21"/>
               </w:rPr>
               <w:t xml:space="preserve">−2 and −1</w:t>
@@ -2505,14 +2523,14 @@
           </w:tcPr>
           <w:p>
             <w:pPr>
-              <w:spacing w:before="0" w:after="0" w:line="264" w:lineRule="auto"/>
+              <w:spacing w:before="0" w:after="0" w:line="240" w:lineRule="auto"/>
               <w:jc w:val="right"/>
             </w:pPr>
             <w:r>
               <w:drawing>
                 <wp:inline distT="0" distB="0" distL="0" distR="0">
                   <wp:extent cx="2743200" cy="731520"/>
-                  <wp:docPr id="2" name="Figure 2"/>
+                  <wp:docPr id="2" name="Figure 2" descr="Number line from -3 to 3, ticks every 0.5. Points: x: -1.5; label: −1.5."/>
                   <a:graphic xmlns:a="http://schemas.openxmlformats.org/drawingml/2006/main">
                     <a:graphicData uri="http://schemas.openxmlformats.org/drawingml/2006/picture">
                       <pic:pic xmlns:pic="http://schemas.openxmlformats.org/drawingml/2006/picture">
@@ -2552,6 +2570,7 @@
     </w:p>
     <w:p>
       <w:pPr>
+        <w:pStyle w:val="Heading2"/>
         <w:keepNext/>
         <w:pBdr>
           <w:bottom w:val="single" w:sz="8" w:space="3" w:color="003A70"/>
@@ -2559,7 +2578,7 @@
         <w:tabs>
           <w:tab w:val="right" w:pos="9504"/>
         </w:tabs>
-        <w:spacing w:before="50" w:after="36" w:line="240" w:lineRule="auto"/>
+        <w:spacing w:before="36" w:after="26" w:line="240" w:lineRule="auto"/>
       </w:pPr>
       <w:r>
         <w:rPr>
@@ -2567,7 +2586,7 @@
           <w:b/>
           <w:color w:val="003A70"/>
           <w:spacing w:val="14"/>
-          <w:sz w:val="19"/>
+          <w:sz w:val="22"/>
           <w:szCs w:val="19"/>
         </w:rPr>
         <w:t xml:space="preserve">TRY IT WITH HELP</w:t>
@@ -2581,6 +2600,483 @@
         </w:rPr>
         <w:tab/>
       </w:r>
+      <w:r>
+        <w:rPr>
+          <w:rFonts w:ascii="Avenir Next" w:hAnsi="Avenir Next" w:cs="Avenir Next" w:eastAsia="Avenir Next"/>
+          <w:i/>
+          <w:color w:val="5A5F66"/>
+          <w:sz w:val="22"/>
+          <w:szCs w:val="17"/>
+        </w:rPr>
+        <w:t xml:space="preserve">fill in each step</w:t>
+      </w:r>
+    </w:p>
+    <w:p>
+      <w:pPr>
+        <w:keepNext/>
+        <w:tabs>
+          <w:tab w:val="left" w:pos="432"/>
+        </w:tabs>
+        <w:spacing w:before="65" w:after="29" w:line="240" w:lineRule="auto"/>
+        <w:ind w:left="432" w:hanging="432"/>
+      </w:pPr>
+      <w:r>
+        <w:rPr>
+          <w:rFonts w:ascii="Avenir Next" w:hAnsi="Avenir Next" w:cs="Avenir Next" w:eastAsia="Avenir Next"/>
+          <w:b/>
+          <w:color w:val="1A1A1A"/>
+          <w:sz w:val="22"/>
+          <w:szCs w:val="22"/>
+        </w:rPr>
+        <w:t xml:space="preserve">4.</w:t>
+      </w:r>
+      <w:r>
+        <w:rPr>
+          <w:rFonts w:ascii="Avenir Next" w:hAnsi="Avenir Next" w:cs="Avenir Next" w:eastAsia="Avenir Next"/>
+          <w:color w:val="1A1A1A"/>
+          <w:sz w:val="22"/>
+          <w:szCs w:val="22"/>
+        </w:rPr>
+        <w:tab/>
+      </w:r>
+      <w:r>
+        <w:rPr>
+          <w:rFonts w:ascii="Avenir Next" w:hAnsi="Avenir Next" w:cs="Avenir Next" w:eastAsia="Avenir Next"/>
+          <w:color w:val="1A1A1A"/>
+          <w:sz w:val="22"/>
+          <w:szCs w:val="22"/>
+        </w:rPr>
+        <w:t xml:space="preserve">Plot −3.5.</w:t>
+      </w:r>
+    </w:p>
+    <w:p>
+      <w:pPr>
+        <w:keepNext/>
+        <w:tabs>
+          <w:tab w:val="left" w:pos="1300"/>
+        </w:tabs>
+        <w:spacing w:before="0" w:after="17" w:line="240" w:lineRule="auto"/>
+        <w:ind w:left="1300" w:hanging="868"/>
+      </w:pPr>
+      <w:r>
+        <w:rPr>
+          <w:rFonts w:ascii="Avenir Next" w:hAnsi="Avenir Next" w:cs="Avenir Next" w:eastAsia="Avenir Next"/>
+          <w:b/>
+          <w:color w:val="003A70"/>
+          <w:sz w:val="22"/>
+          <w:szCs w:val="18"/>
+        </w:rPr>
+        <w:t xml:space="preserve">Step 1</w:t>
+      </w:r>
+      <w:r>
+        <w:rPr>
+          <w:rFonts w:ascii="Avenir Next" w:hAnsi="Avenir Next" w:cs="Avenir Next" w:eastAsia="Avenir Next"/>
+          <w:color w:val="1A1A1A"/>
+          <w:sz w:val="18"/>
+          <w:szCs w:val="18"/>
+        </w:rPr>
+        <w:tab/>
+      </w:r>
+      <w:r>
+        <w:rPr>
+          <w:rFonts w:ascii="Avenir Next" w:hAnsi="Avenir Next" w:cs="Avenir Next" w:eastAsia="Avenir Next"/>
+          <w:color w:val="1A1A1A"/>
+          <w:sz w:val="22"/>
+          <w:szCs w:val="21"/>
+        </w:rPr>
+        <w:t xml:space="preserve">−3.5 is between </w:t>
+      </w:r>
+      <w:r>
+        <w:rPr>
+          <w:rFonts w:ascii="Avenir Next" w:hAnsi="Avenir Next" w:cs="Avenir Next" w:eastAsia="Avenir Next"/>
+          <w:color w:val="1A1A1A"/>
+          <w:sz w:val="21"/>
+          <w:szCs w:val="21"/>
+          <w:u w:val="single"/>
+        </w:rPr>
+        <w:t xml:space="preserve">                </w:t>
+      </w:r>
+      <w:r>
+        <w:rPr>
+          <w:rFonts w:ascii="Avenir Next" w:hAnsi="Avenir Next" w:cs="Avenir Next" w:eastAsia="Avenir Next"/>
+          <w:color w:val="1A1A1A"/>
+          <w:sz w:val="22"/>
+          <w:szCs w:val="21"/>
+        </w:rPr>
+        <w:t xml:space="preserve"> and </w:t>
+      </w:r>
+      <w:r>
+        <w:rPr>
+          <w:rFonts w:ascii="Avenir Next" w:hAnsi="Avenir Next" w:cs="Avenir Next" w:eastAsia="Avenir Next"/>
+          <w:color w:val="1A1A1A"/>
+          <w:sz w:val="21"/>
+          <w:szCs w:val="21"/>
+          <w:u w:val="single"/>
+        </w:rPr>
+        <w:t xml:space="preserve">                </w:t>
+      </w:r>
+      <w:r>
+        <w:rPr>
+          <w:rFonts w:ascii="Avenir Next" w:hAnsi="Avenir Next" w:cs="Avenir Next" w:eastAsia="Avenir Next"/>
+          <w:color w:val="1A1A1A"/>
+          <w:sz w:val="22"/>
+          <w:szCs w:val="21"/>
+        </w:rPr>
+        <w:t xml:space="preserve">.</w:t>
+      </w:r>
+    </w:p>
+    <w:p>
+      <w:pPr>
+        <w:keepNext/>
+        <w:tabs>
+          <w:tab w:val="left" w:pos="1300"/>
+        </w:tabs>
+        <w:spacing w:before="0" w:after="17" w:line="240" w:lineRule="auto"/>
+        <w:ind w:left="1300" w:hanging="868"/>
+      </w:pPr>
+      <w:r>
+        <w:rPr>
+          <w:rFonts w:ascii="Avenir Next" w:hAnsi="Avenir Next" w:cs="Avenir Next" w:eastAsia="Avenir Next"/>
+          <w:b/>
+          <w:color w:val="003A70"/>
+          <w:sz w:val="22"/>
+          <w:szCs w:val="18"/>
+        </w:rPr>
+        <w:t xml:space="preserve">Step 2</w:t>
+      </w:r>
+      <w:r>
+        <w:rPr>
+          <w:rFonts w:ascii="Avenir Next" w:hAnsi="Avenir Next" w:cs="Avenir Next" w:eastAsia="Avenir Next"/>
+          <w:color w:val="1A1A1A"/>
+          <w:sz w:val="18"/>
+          <w:szCs w:val="18"/>
+        </w:rPr>
+        <w:tab/>
+      </w:r>
+      <w:r>
+        <w:rPr>
+          <w:rFonts w:ascii="Avenir Next" w:hAnsi="Avenir Next" w:cs="Avenir Next" w:eastAsia="Avenir Next"/>
+          <w:color w:val="1A1A1A"/>
+          <w:sz w:val="22"/>
+          <w:szCs w:val="21"/>
+        </w:rPr>
+        <w:t xml:space="preserve">Split the gap into </w:t>
+      </w:r>
+      <w:r>
+        <w:rPr>
+          <w:rFonts w:ascii="Avenir Next" w:hAnsi="Avenir Next" w:cs="Avenir Next" w:eastAsia="Avenir Next"/>
+          <w:color w:val="1A1A1A"/>
+          <w:sz w:val="21"/>
+          <w:szCs w:val="21"/>
+          <w:u w:val="single"/>
+        </w:rPr>
+        <w:t xml:space="preserve">                </w:t>
+      </w:r>
+      <w:r>
+        <w:rPr>
+          <w:rFonts w:ascii="Avenir Next" w:hAnsi="Avenir Next" w:cs="Avenir Next" w:eastAsia="Avenir Next"/>
+          <w:color w:val="1A1A1A"/>
+          <w:sz w:val="22"/>
+          <w:szCs w:val="21"/>
+        </w:rPr>
+        <w:t xml:space="preserve"> equal parts.</w:t>
+      </w:r>
+    </w:p>
+    <w:p>
+      <w:pPr>
+        <w:keepNext/>
+        <w:tabs>
+          <w:tab w:val="left" w:pos="1300"/>
+        </w:tabs>
+        <w:spacing w:before="0" w:after="17" w:line="240" w:lineRule="auto"/>
+        <w:ind w:left="1300" w:hanging="868"/>
+      </w:pPr>
+      <w:r>
+        <w:rPr>
+          <w:rFonts w:ascii="Avenir Next" w:hAnsi="Avenir Next" w:cs="Avenir Next" w:eastAsia="Avenir Next"/>
+          <w:b/>
+          <w:color w:val="003A70"/>
+          <w:sz w:val="22"/>
+          <w:szCs w:val="18"/>
+        </w:rPr>
+        <w:t xml:space="preserve">Step 3</w:t>
+      </w:r>
+      <w:r>
+        <w:rPr>
+          <w:rFonts w:ascii="Avenir Next" w:hAnsi="Avenir Next" w:cs="Avenir Next" w:eastAsia="Avenir Next"/>
+          <w:color w:val="1A1A1A"/>
+          <w:sz w:val="18"/>
+          <w:szCs w:val="18"/>
+        </w:rPr>
+        <w:tab/>
+      </w:r>
+      <w:r>
+        <w:rPr>
+          <w:rFonts w:ascii="Avenir Next" w:hAnsi="Avenir Next" w:cs="Avenir Next" w:eastAsia="Avenir Next"/>
+          <w:color w:val="1A1A1A"/>
+          <w:sz w:val="22"/>
+          <w:szCs w:val="21"/>
+        </w:rPr>
+        <w:t xml:space="preserve">Count </w:t>
+      </w:r>
+      <w:r>
+        <w:rPr>
+          <w:rFonts w:ascii="Avenir Next" w:hAnsi="Avenir Next" w:cs="Avenir Next" w:eastAsia="Avenir Next"/>
+          <w:color w:val="1A1A1A"/>
+          <w:sz w:val="21"/>
+          <w:szCs w:val="21"/>
+          <w:u w:val="single"/>
+        </w:rPr>
+        <w:t xml:space="preserve">                </w:t>
+      </w:r>
+      <w:r>
+        <w:rPr>
+          <w:rFonts w:ascii="Avenir Next" w:hAnsi="Avenir Next" w:cs="Avenir Next" w:eastAsia="Avenir Next"/>
+          <w:color w:val="1A1A1A"/>
+          <w:sz w:val="22"/>
+          <w:szCs w:val="21"/>
+        </w:rPr>
+        <w:t xml:space="preserve"> part left of −3. Mark it.</w:t>
+      </w:r>
+    </w:p>
+    <w:p>
+      <w:pPr>
+        <w:spacing w:before="0" w:after="0" w:line="20" w:lineRule="exact"/>
+      </w:pPr>
+    </w:p>
+    <w:p>
+      <w:pPr>
+        <w:keepNext/>
+        <w:tabs>
+          <w:tab w:val="left" w:pos="432"/>
+        </w:tabs>
+        <w:spacing w:before="65" w:after="29" w:line="240" w:lineRule="auto"/>
+        <w:ind w:left="432" w:hanging="432"/>
+      </w:pPr>
+      <w:r>
+        <w:rPr>
+          <w:rFonts w:ascii="Avenir Next" w:hAnsi="Avenir Next" w:cs="Avenir Next" w:eastAsia="Avenir Next"/>
+          <w:b/>
+          <w:color w:val="1A1A1A"/>
+          <w:sz w:val="22"/>
+          <w:szCs w:val="22"/>
+        </w:rPr>
+        <w:t xml:space="preserve">5.</w:t>
+      </w:r>
+      <w:r>
+        <w:rPr>
+          <w:rFonts w:ascii="Avenir Next" w:hAnsi="Avenir Next" w:cs="Avenir Next" w:eastAsia="Avenir Next"/>
+          <w:color w:val="1A1A1A"/>
+          <w:sz w:val="22"/>
+          <w:szCs w:val="22"/>
+        </w:rPr>
+        <w:tab/>
+      </w:r>
+      <w:r>
+        <w:rPr>
+          <w:rFonts w:ascii="Avenir Next" w:hAnsi="Avenir Next" w:cs="Avenir Next" w:eastAsia="Avenir Next"/>
+          <w:color w:val="1A1A1A"/>
+          <w:sz w:val="22"/>
+          <w:szCs w:val="22"/>
+        </w:rPr>
+        <w:t xml:space="preserve">Plot −7.5.</w:t>
+      </w:r>
+    </w:p>
+    <w:p>
+      <w:pPr>
+        <w:keepNext/>
+        <w:tabs>
+          <w:tab w:val="left" w:pos="1300"/>
+        </w:tabs>
+        <w:spacing w:before="0" w:after="17" w:line="240" w:lineRule="auto"/>
+        <w:ind w:left="1300" w:hanging="868"/>
+      </w:pPr>
+      <w:r>
+        <w:rPr>
+          <w:rFonts w:ascii="Avenir Next" w:hAnsi="Avenir Next" w:cs="Avenir Next" w:eastAsia="Avenir Next"/>
+          <w:b/>
+          <w:color w:val="003A70"/>
+          <w:sz w:val="22"/>
+          <w:szCs w:val="18"/>
+        </w:rPr>
+        <w:t xml:space="preserve">Step 1</w:t>
+      </w:r>
+      <w:r>
+        <w:rPr>
+          <w:rFonts w:ascii="Avenir Next" w:hAnsi="Avenir Next" w:cs="Avenir Next" w:eastAsia="Avenir Next"/>
+          <w:color w:val="1A1A1A"/>
+          <w:sz w:val="18"/>
+          <w:szCs w:val="18"/>
+        </w:rPr>
+        <w:tab/>
+      </w:r>
+      <w:r>
+        <w:rPr>
+          <w:rFonts w:ascii="Avenir Next" w:hAnsi="Avenir Next" w:cs="Avenir Next" w:eastAsia="Avenir Next"/>
+          <w:color w:val="1A1A1A"/>
+          <w:sz w:val="22"/>
+          <w:szCs w:val="21"/>
+        </w:rPr>
+        <w:t xml:space="preserve">−7.5 is between </w:t>
+      </w:r>
+      <w:r>
+        <w:rPr>
+          <w:rFonts w:ascii="Avenir Next" w:hAnsi="Avenir Next" w:cs="Avenir Next" w:eastAsia="Avenir Next"/>
+          <w:color w:val="1A1A1A"/>
+          <w:sz w:val="21"/>
+          <w:szCs w:val="21"/>
+          <w:u w:val="single"/>
+        </w:rPr>
+        <w:t xml:space="preserve">                </w:t>
+      </w:r>
+      <w:r>
+        <w:rPr>
+          <w:rFonts w:ascii="Avenir Next" w:hAnsi="Avenir Next" w:cs="Avenir Next" w:eastAsia="Avenir Next"/>
+          <w:color w:val="1A1A1A"/>
+          <w:sz w:val="22"/>
+          <w:szCs w:val="21"/>
+        </w:rPr>
+        <w:t xml:space="preserve"> and </w:t>
+      </w:r>
+      <w:r>
+        <w:rPr>
+          <w:rFonts w:ascii="Avenir Next" w:hAnsi="Avenir Next" w:cs="Avenir Next" w:eastAsia="Avenir Next"/>
+          <w:color w:val="1A1A1A"/>
+          <w:sz w:val="21"/>
+          <w:szCs w:val="21"/>
+          <w:u w:val="single"/>
+        </w:rPr>
+        <w:t xml:space="preserve">                </w:t>
+      </w:r>
+      <w:r>
+        <w:rPr>
+          <w:rFonts w:ascii="Avenir Next" w:hAnsi="Avenir Next" w:cs="Avenir Next" w:eastAsia="Avenir Next"/>
+          <w:color w:val="1A1A1A"/>
+          <w:sz w:val="22"/>
+          <w:szCs w:val="21"/>
+        </w:rPr>
+        <w:t xml:space="preserve">.</w:t>
+      </w:r>
+    </w:p>
+    <w:p>
+      <w:pPr>
+        <w:keepNext/>
+        <w:tabs>
+          <w:tab w:val="left" w:pos="1300"/>
+        </w:tabs>
+        <w:spacing w:before="0" w:after="17" w:line="240" w:lineRule="auto"/>
+        <w:ind w:left="1300" w:hanging="868"/>
+      </w:pPr>
+      <w:r>
+        <w:rPr>
+          <w:rFonts w:ascii="Avenir Next" w:hAnsi="Avenir Next" w:cs="Avenir Next" w:eastAsia="Avenir Next"/>
+          <w:b/>
+          <w:color w:val="003A70"/>
+          <w:sz w:val="22"/>
+          <w:szCs w:val="18"/>
+        </w:rPr>
+        <w:t xml:space="preserve">Step 2</w:t>
+      </w:r>
+      <w:r>
+        <w:rPr>
+          <w:rFonts w:ascii="Avenir Next" w:hAnsi="Avenir Next" w:cs="Avenir Next" w:eastAsia="Avenir Next"/>
+          <w:color w:val="1A1A1A"/>
+          <w:sz w:val="18"/>
+          <w:szCs w:val="18"/>
+        </w:rPr>
+        <w:tab/>
+      </w:r>
+      <w:r>
+        <w:rPr>
+          <w:rFonts w:ascii="Avenir Next" w:hAnsi="Avenir Next" w:cs="Avenir Next" w:eastAsia="Avenir Next"/>
+          <w:color w:val="1A1A1A"/>
+          <w:sz w:val="22"/>
+          <w:szCs w:val="21"/>
+        </w:rPr>
+        <w:t xml:space="preserve">Split the gap into </w:t>
+      </w:r>
+      <w:r>
+        <w:rPr>
+          <w:rFonts w:ascii="Avenir Next" w:hAnsi="Avenir Next" w:cs="Avenir Next" w:eastAsia="Avenir Next"/>
+          <w:color w:val="1A1A1A"/>
+          <w:sz w:val="21"/>
+          <w:szCs w:val="21"/>
+          <w:u w:val="single"/>
+        </w:rPr>
+        <w:t xml:space="preserve">                </w:t>
+      </w:r>
+      <w:r>
+        <w:rPr>
+          <w:rFonts w:ascii="Avenir Next" w:hAnsi="Avenir Next" w:cs="Avenir Next" w:eastAsia="Avenir Next"/>
+          <w:color w:val="1A1A1A"/>
+          <w:sz w:val="22"/>
+          <w:szCs w:val="21"/>
+        </w:rPr>
+        <w:t xml:space="preserve"> equal parts.</w:t>
+      </w:r>
+    </w:p>
+    <w:p>
+      <w:pPr>
+        <w:keepNext/>
+        <w:tabs>
+          <w:tab w:val="left" w:pos="1300"/>
+        </w:tabs>
+        <w:spacing w:before="0" w:after="17" w:line="240" w:lineRule="auto"/>
+        <w:ind w:left="1300" w:hanging="868"/>
+      </w:pPr>
+      <w:r>
+        <w:rPr>
+          <w:rFonts w:ascii="Avenir Next" w:hAnsi="Avenir Next" w:cs="Avenir Next" w:eastAsia="Avenir Next"/>
+          <w:b/>
+          <w:color w:val="003A70"/>
+          <w:sz w:val="22"/>
+          <w:szCs w:val="18"/>
+        </w:rPr>
+        <w:t xml:space="preserve">Step 3</w:t>
+      </w:r>
+      <w:r>
+        <w:rPr>
+          <w:rFonts w:ascii="Avenir Next" w:hAnsi="Avenir Next" w:cs="Avenir Next" w:eastAsia="Avenir Next"/>
+          <w:color w:val="1A1A1A"/>
+          <w:sz w:val="18"/>
+          <w:szCs w:val="18"/>
+        </w:rPr>
+        <w:tab/>
+      </w:r>
+      <w:r>
+        <w:rPr>
+          <w:rFonts w:ascii="Avenir Next" w:hAnsi="Avenir Next" w:cs="Avenir Next" w:eastAsia="Avenir Next"/>
+          <w:color w:val="1A1A1A"/>
+          <w:sz w:val="22"/>
+          <w:szCs w:val="21"/>
+        </w:rPr>
+        <w:t xml:space="preserve">Count </w:t>
+      </w:r>
+      <w:r>
+        <w:rPr>
+          <w:rFonts w:ascii="Avenir Next" w:hAnsi="Avenir Next" w:cs="Avenir Next" w:eastAsia="Avenir Next"/>
+          <w:color w:val="1A1A1A"/>
+          <w:sz w:val="21"/>
+          <w:szCs w:val="21"/>
+          <w:u w:val="single"/>
+        </w:rPr>
+        <w:t xml:space="preserve">                </w:t>
+      </w:r>
+      <w:r>
+        <w:rPr>
+          <w:rFonts w:ascii="Avenir Next" w:hAnsi="Avenir Next" w:cs="Avenir Next" w:eastAsia="Avenir Next"/>
+          <w:color w:val="1A1A1A"/>
+          <w:sz w:val="22"/>
+          <w:szCs w:val="21"/>
+        </w:rPr>
+        <w:t xml:space="preserve"> part left of −7. Mark it.</w:t>
+      </w:r>
+    </w:p>
+    <w:p>
+      <w:pPr>
+        <w:spacing w:before="22" w:after="22" w:line="240" w:lineRule="auto"/>
+        <w:ind w:left="432"/>
+      </w:pPr>
       <w:r>
         <w:rPr>
           <w:rFonts w:ascii="Avenir Next" w:hAnsi="Avenir Next" w:cs="Avenir Next" w:eastAsia="Avenir Next"/>
@@ -2589,235 +3085,40 @@
           <w:sz w:val="17"/>
           <w:szCs w:val="17"/>
         </w:rPr>
-        <w:t xml:space="preserve">fill in each step</w:t>
-      </w:r>
-    </w:p>
-    <w:p>
-      <w:pPr>
-        <w:keepNext/>
-        <w:tabs>
-          <w:tab w:val="left" w:pos="432"/>
-        </w:tabs>
-        <w:spacing w:before="90" w:after="40" w:line="268" w:lineRule="auto"/>
-        <w:ind w:left="432" w:hanging="432"/>
-      </w:pPr>
-      <w:r>
-        <w:rPr>
-          <w:rFonts w:ascii="Avenir Next" w:hAnsi="Avenir Next" w:cs="Avenir Next" w:eastAsia="Avenir Next"/>
-          <w:b/>
-          <w:color w:val="1A1A1A"/>
-          <w:sz w:val="22"/>
-          <w:szCs w:val="22"/>
-        </w:rPr>
-        <w:t xml:space="preserve">4.</w:t>
-      </w:r>
-      <w:r>
-        <w:rPr>
-          <w:rFonts w:ascii="Avenir Next" w:hAnsi="Avenir Next" w:cs="Avenir Next" w:eastAsia="Avenir Next"/>
-          <w:color w:val="1A1A1A"/>
-          <w:sz w:val="22"/>
-          <w:szCs w:val="22"/>
-        </w:rPr>
-        <w:tab/>
-      </w:r>
-      <w:r>
-        <w:rPr>
-          <w:rFonts w:ascii="Avenir Next" w:hAnsi="Avenir Next" w:cs="Avenir Next" w:eastAsia="Avenir Next"/>
-          <w:color w:val="1A1A1A"/>
-          <w:sz w:val="22"/>
-          <w:szCs w:val="22"/>
-        </w:rPr>
-        <w:t xml:space="preserve">Plot −3.5.</w:t>
-      </w:r>
-    </w:p>
-    <w:p>
-      <w:pPr>
-        <w:keepNext/>
-        <w:tabs>
-          <w:tab w:val="left" w:pos="1300"/>
-        </w:tabs>
-        <w:spacing w:before="0" w:after="24" w:line="272" w:lineRule="auto"/>
-        <w:ind w:left="1300" w:hanging="868"/>
-      </w:pPr>
-      <w:r>
-        <w:rPr>
-          <w:rFonts w:ascii="Avenir Next" w:hAnsi="Avenir Next" w:cs="Avenir Next" w:eastAsia="Avenir Next"/>
-          <w:b/>
-          <w:color w:val="003A70"/>
-          <w:sz w:val="18"/>
-          <w:szCs w:val="18"/>
-        </w:rPr>
-        <w:t xml:space="preserve">Step 1</w:t>
-      </w:r>
-      <w:r>
-        <w:rPr>
-          <w:rFonts w:ascii="Avenir Next" w:hAnsi="Avenir Next" w:cs="Avenir Next" w:eastAsia="Avenir Next"/>
-          <w:color w:val="1A1A1A"/>
-          <w:sz w:val="18"/>
-          <w:szCs w:val="18"/>
-        </w:rPr>
-        <w:tab/>
-      </w:r>
-      <w:r>
-        <w:rPr>
-          <w:rFonts w:ascii="Avenir Next" w:hAnsi="Avenir Next" w:cs="Avenir Next" w:eastAsia="Avenir Next"/>
-          <w:color w:val="1A1A1A"/>
-          <w:sz w:val="21"/>
-          <w:szCs w:val="21"/>
-        </w:rPr>
-        <w:t xml:space="preserve">−3.5 is between </w:t>
-      </w:r>
-      <w:r>
-        <w:rPr>
-          <w:rFonts w:ascii="Avenir Next" w:hAnsi="Avenir Next" w:cs="Avenir Next" w:eastAsia="Avenir Next"/>
-          <w:color w:val="1A1A1A"/>
-          <w:sz w:val="21"/>
-          <w:szCs w:val="21"/>
-          <w:u w:val="single"/>
-        </w:rPr>
-        <w:t xml:space="preserve">                </w:t>
-      </w:r>
-      <w:r>
-        <w:rPr>
-          <w:rFonts w:ascii="Avenir Next" w:hAnsi="Avenir Next" w:cs="Avenir Next" w:eastAsia="Avenir Next"/>
-          <w:color w:val="1A1A1A"/>
-          <w:sz w:val="21"/>
-          <w:szCs w:val="21"/>
-        </w:rPr>
-        <w:t xml:space="preserve"> and </w:t>
-      </w:r>
-      <w:r>
-        <w:rPr>
-          <w:rFonts w:ascii="Avenir Next" w:hAnsi="Avenir Next" w:cs="Avenir Next" w:eastAsia="Avenir Next"/>
-          <w:color w:val="1A1A1A"/>
-          <w:sz w:val="21"/>
-          <w:szCs w:val="21"/>
-          <w:u w:val="single"/>
-        </w:rPr>
-        <w:t xml:space="preserve">                </w:t>
-      </w:r>
-      <w:r>
-        <w:rPr>
-          <w:rFonts w:ascii="Avenir Next" w:hAnsi="Avenir Next" w:cs="Avenir Next" w:eastAsia="Avenir Next"/>
-          <w:color w:val="1A1A1A"/>
-          <w:sz w:val="21"/>
-          <w:szCs w:val="21"/>
-        </w:rPr>
-        <w:t xml:space="preserve">.</w:t>
-      </w:r>
-    </w:p>
-    <w:p>
-      <w:pPr>
-        <w:keepNext/>
-        <w:tabs>
-          <w:tab w:val="left" w:pos="1300"/>
-        </w:tabs>
-        <w:spacing w:before="0" w:after="24" w:line="272" w:lineRule="auto"/>
-        <w:ind w:left="1300" w:hanging="868"/>
-      </w:pPr>
-      <w:r>
-        <w:rPr>
-          <w:rFonts w:ascii="Avenir Next" w:hAnsi="Avenir Next" w:cs="Avenir Next" w:eastAsia="Avenir Next"/>
-          <w:b/>
-          <w:color w:val="003A70"/>
-          <w:sz w:val="18"/>
-          <w:szCs w:val="18"/>
-        </w:rPr>
-        <w:t xml:space="preserve">Step 2</w:t>
-      </w:r>
-      <w:r>
-        <w:rPr>
-          <w:rFonts w:ascii="Avenir Next" w:hAnsi="Avenir Next" w:cs="Avenir Next" w:eastAsia="Avenir Next"/>
-          <w:color w:val="1A1A1A"/>
-          <w:sz w:val="18"/>
-          <w:szCs w:val="18"/>
-        </w:rPr>
-        <w:tab/>
-      </w:r>
-      <w:r>
-        <w:rPr>
-          <w:rFonts w:ascii="Avenir Next" w:hAnsi="Avenir Next" w:cs="Avenir Next" w:eastAsia="Avenir Next"/>
-          <w:color w:val="1A1A1A"/>
-          <w:sz w:val="21"/>
-          <w:szCs w:val="21"/>
-        </w:rPr>
-        <w:t xml:space="preserve">Split the gap into </w:t>
-      </w:r>
-      <w:r>
-        <w:rPr>
-          <w:rFonts w:ascii="Avenir Next" w:hAnsi="Avenir Next" w:cs="Avenir Next" w:eastAsia="Avenir Next"/>
-          <w:color w:val="1A1A1A"/>
-          <w:sz w:val="21"/>
-          <w:szCs w:val="21"/>
-          <w:u w:val="single"/>
-        </w:rPr>
-        <w:t xml:space="preserve">                </w:t>
-      </w:r>
-      <w:r>
-        <w:rPr>
-          <w:rFonts w:ascii="Avenir Next" w:hAnsi="Avenir Next" w:cs="Avenir Next" w:eastAsia="Avenir Next"/>
-          <w:color w:val="1A1A1A"/>
-          <w:sz w:val="21"/>
-          <w:szCs w:val="21"/>
-        </w:rPr>
-        <w:t xml:space="preserve"> equal parts.</w:t>
-      </w:r>
-    </w:p>
-    <w:p>
-      <w:pPr>
-        <w:keepNext/>
-        <w:tabs>
-          <w:tab w:val="left" w:pos="1300"/>
-        </w:tabs>
-        <w:spacing w:before="0" w:after="24" w:line="272" w:lineRule="auto"/>
-        <w:ind w:left="1300" w:hanging="868"/>
-      </w:pPr>
-      <w:r>
-        <w:rPr>
-          <w:rFonts w:ascii="Avenir Next" w:hAnsi="Avenir Next" w:cs="Avenir Next" w:eastAsia="Avenir Next"/>
-          <w:b/>
-          <w:color w:val="003A70"/>
-          <w:sz w:val="18"/>
-          <w:szCs w:val="18"/>
-        </w:rPr>
-        <w:t xml:space="preserve">Step 3</w:t>
-      </w:r>
-      <w:r>
-        <w:rPr>
-          <w:rFonts w:ascii="Avenir Next" w:hAnsi="Avenir Next" w:cs="Avenir Next" w:eastAsia="Avenir Next"/>
-          <w:color w:val="1A1A1A"/>
-          <w:sz w:val="18"/>
-          <w:szCs w:val="18"/>
-        </w:rPr>
-        <w:tab/>
-      </w:r>
-      <w:r>
-        <w:rPr>
-          <w:rFonts w:ascii="Avenir Next" w:hAnsi="Avenir Next" w:cs="Avenir Next" w:eastAsia="Avenir Next"/>
-          <w:color w:val="1A1A1A"/>
-          <w:sz w:val="21"/>
-          <w:szCs w:val="21"/>
-        </w:rPr>
-        <w:t xml:space="preserve">Count </w:t>
-      </w:r>
-      <w:r>
-        <w:rPr>
-          <w:rFonts w:ascii="Avenir Next" w:hAnsi="Avenir Next" w:cs="Avenir Next" w:eastAsia="Avenir Next"/>
-          <w:color w:val="1A1A1A"/>
-          <w:sz w:val="21"/>
-          <w:szCs w:val="21"/>
-          <w:u w:val="single"/>
-        </w:rPr>
-        <w:t xml:space="preserve">                </w:t>
-      </w:r>
-      <w:r>
-        <w:rPr>
-          <w:rFonts w:ascii="Avenir Next" w:hAnsi="Avenir Next" w:cs="Avenir Next" w:eastAsia="Avenir Next"/>
-          <w:color w:val="1A1A1A"/>
-          <w:sz w:val="21"/>
-          <w:szCs w:val="21"/>
-        </w:rPr>
-        <w:t xml:space="preserve"> part left of −3. Mark it.</w:t>
+        <w:t xml:space="preserve">Use this number line:  </w:t>
+      </w:r>
+      <w:r>
+        <w:drawing>
+          <wp:inline distT="0" distB="0" distL="0" distR="0">
+            <wp:extent cx="3474720" cy="512934"/>
+            <wp:docPr id="201" name="Workspace 201" descr="Blank number line from −8 to −3 with ticks at every half."/>
+            <a:graphic xmlns:a="http://schemas.openxmlformats.org/drawingml/2006/main">
+              <a:graphicData uri="http://schemas.openxmlformats.org/drawingml/2006/picture">
+                <pic:pic xmlns:pic="http://schemas.openxmlformats.org/drawingml/2006/picture">
+                  <pic:nvPicPr>
+                    <pic:cNvPr id="201" name="nl_m8_m3_halves.png"/>
+                    <pic:cNvPicPr/>
+                  </pic:nvPicPr>
+                  <pic:blipFill>
+                    <a:blip r:embed="rIdWs201"/>
+                    <a:stretch>
+                      <a:fillRect/>
+                    </a:stretch>
+                  </pic:blipFill>
+                  <pic:spPr>
+                    <a:xfrm>
+                      <a:off x="0" y="0"/>
+                      <a:ext cx="3474720" cy="512934"/>
+                    </a:xfrm>
+                    <a:prstGeom prst="rect">
+                      <a:avLst/>
+                    </a:prstGeom>
+                  </pic:spPr>
+                </pic:pic>
+              </a:graphicData>
+            </a:graphic>
+          </wp:inline>
+        </w:drawing>
       </w:r>
     </w:p>
     <w:p>
@@ -2827,239 +3128,7 @@
     </w:p>
     <w:p>
       <w:pPr>
-        <w:keepNext/>
-        <w:tabs>
-          <w:tab w:val="left" w:pos="432"/>
-        </w:tabs>
-        <w:spacing w:before="90" w:after="40" w:line="268" w:lineRule="auto"/>
-        <w:ind w:left="432" w:hanging="432"/>
-      </w:pPr>
-      <w:r>
-        <w:rPr>
-          <w:rFonts w:ascii="Avenir Next" w:hAnsi="Avenir Next" w:cs="Avenir Next" w:eastAsia="Avenir Next"/>
-          <w:b/>
-          <w:color w:val="1A1A1A"/>
-          <w:sz w:val="22"/>
-          <w:szCs w:val="22"/>
-        </w:rPr>
-        <w:t xml:space="preserve">5.</w:t>
-      </w:r>
-      <w:r>
-        <w:rPr>
-          <w:rFonts w:ascii="Avenir Next" w:hAnsi="Avenir Next" w:cs="Avenir Next" w:eastAsia="Avenir Next"/>
-          <w:color w:val="1A1A1A"/>
-          <w:sz w:val="22"/>
-          <w:szCs w:val="22"/>
-        </w:rPr>
-        <w:tab/>
-      </w:r>
-      <w:r>
-        <w:rPr>
-          <w:rFonts w:ascii="Avenir Next" w:hAnsi="Avenir Next" w:cs="Avenir Next" w:eastAsia="Avenir Next"/>
-          <w:color w:val="1A1A1A"/>
-          <w:sz w:val="22"/>
-          <w:szCs w:val="22"/>
-        </w:rPr>
-        <w:t xml:space="preserve">Plot −7.5.</w:t>
-      </w:r>
-    </w:p>
-    <w:p>
-      <w:pPr>
-        <w:keepNext/>
-        <w:tabs>
-          <w:tab w:val="left" w:pos="1300"/>
-        </w:tabs>
-        <w:spacing w:before="0" w:after="24" w:line="272" w:lineRule="auto"/>
-        <w:ind w:left="1300" w:hanging="868"/>
-      </w:pPr>
-      <w:r>
-        <w:rPr>
-          <w:rFonts w:ascii="Avenir Next" w:hAnsi="Avenir Next" w:cs="Avenir Next" w:eastAsia="Avenir Next"/>
-          <w:b/>
-          <w:color w:val="003A70"/>
-          <w:sz w:val="18"/>
-          <w:szCs w:val="18"/>
-        </w:rPr>
-        <w:t xml:space="preserve">Step 1</w:t>
-      </w:r>
-      <w:r>
-        <w:rPr>
-          <w:rFonts w:ascii="Avenir Next" w:hAnsi="Avenir Next" w:cs="Avenir Next" w:eastAsia="Avenir Next"/>
-          <w:color w:val="1A1A1A"/>
-          <w:sz w:val="18"/>
-          <w:szCs w:val="18"/>
-        </w:rPr>
-        <w:tab/>
-      </w:r>
-      <w:r>
-        <w:rPr>
-          <w:rFonts w:ascii="Avenir Next" w:hAnsi="Avenir Next" w:cs="Avenir Next" w:eastAsia="Avenir Next"/>
-          <w:color w:val="1A1A1A"/>
-          <w:sz w:val="21"/>
-          <w:szCs w:val="21"/>
-        </w:rPr>
-        <w:t xml:space="preserve">−7.5 is between </w:t>
-      </w:r>
-      <w:r>
-        <w:rPr>
-          <w:rFonts w:ascii="Avenir Next" w:hAnsi="Avenir Next" w:cs="Avenir Next" w:eastAsia="Avenir Next"/>
-          <w:color w:val="1A1A1A"/>
-          <w:sz w:val="21"/>
-          <w:szCs w:val="21"/>
-          <w:u w:val="single"/>
-        </w:rPr>
-        <w:t xml:space="preserve">                </w:t>
-      </w:r>
-      <w:r>
-        <w:rPr>
-          <w:rFonts w:ascii="Avenir Next" w:hAnsi="Avenir Next" w:cs="Avenir Next" w:eastAsia="Avenir Next"/>
-          <w:color w:val="1A1A1A"/>
-          <w:sz w:val="21"/>
-          <w:szCs w:val="21"/>
-        </w:rPr>
-        <w:t xml:space="preserve"> and </w:t>
-      </w:r>
-      <w:r>
-        <w:rPr>
-          <w:rFonts w:ascii="Avenir Next" w:hAnsi="Avenir Next" w:cs="Avenir Next" w:eastAsia="Avenir Next"/>
-          <w:color w:val="1A1A1A"/>
-          <w:sz w:val="21"/>
-          <w:szCs w:val="21"/>
-          <w:u w:val="single"/>
-        </w:rPr>
-        <w:t xml:space="preserve">                </w:t>
-      </w:r>
-      <w:r>
-        <w:rPr>
-          <w:rFonts w:ascii="Avenir Next" w:hAnsi="Avenir Next" w:cs="Avenir Next" w:eastAsia="Avenir Next"/>
-          <w:color w:val="1A1A1A"/>
-          <w:sz w:val="21"/>
-          <w:szCs w:val="21"/>
-        </w:rPr>
-        <w:t xml:space="preserve">.</w:t>
-      </w:r>
-    </w:p>
-    <w:p>
-      <w:pPr>
-        <w:keepNext/>
-        <w:tabs>
-          <w:tab w:val="left" w:pos="1300"/>
-        </w:tabs>
-        <w:spacing w:before="0" w:after="24" w:line="272" w:lineRule="auto"/>
-        <w:ind w:left="1300" w:hanging="868"/>
-      </w:pPr>
-      <w:r>
-        <w:rPr>
-          <w:rFonts w:ascii="Avenir Next" w:hAnsi="Avenir Next" w:cs="Avenir Next" w:eastAsia="Avenir Next"/>
-          <w:b/>
-          <w:color w:val="003A70"/>
-          <w:sz w:val="18"/>
-          <w:szCs w:val="18"/>
-        </w:rPr>
-        <w:t xml:space="preserve">Step 2</w:t>
-      </w:r>
-      <w:r>
-        <w:rPr>
-          <w:rFonts w:ascii="Avenir Next" w:hAnsi="Avenir Next" w:cs="Avenir Next" w:eastAsia="Avenir Next"/>
-          <w:color w:val="1A1A1A"/>
-          <w:sz w:val="18"/>
-          <w:szCs w:val="18"/>
-        </w:rPr>
-        <w:tab/>
-      </w:r>
-      <w:r>
-        <w:rPr>
-          <w:rFonts w:ascii="Avenir Next" w:hAnsi="Avenir Next" w:cs="Avenir Next" w:eastAsia="Avenir Next"/>
-          <w:color w:val="1A1A1A"/>
-          <w:sz w:val="21"/>
-          <w:szCs w:val="21"/>
-        </w:rPr>
-        <w:t xml:space="preserve">Split the gap into </w:t>
-      </w:r>
-      <w:r>
-        <w:rPr>
-          <w:rFonts w:ascii="Avenir Next" w:hAnsi="Avenir Next" w:cs="Avenir Next" w:eastAsia="Avenir Next"/>
-          <w:color w:val="1A1A1A"/>
-          <w:sz w:val="21"/>
-          <w:szCs w:val="21"/>
-          <w:u w:val="single"/>
-        </w:rPr>
-        <w:t xml:space="preserve">                </w:t>
-      </w:r>
-      <w:r>
-        <w:rPr>
-          <w:rFonts w:ascii="Avenir Next" w:hAnsi="Avenir Next" w:cs="Avenir Next" w:eastAsia="Avenir Next"/>
-          <w:color w:val="1A1A1A"/>
-          <w:sz w:val="21"/>
-          <w:szCs w:val="21"/>
-        </w:rPr>
-        <w:t xml:space="preserve"> equal parts.</w:t>
-      </w:r>
-    </w:p>
-    <w:p>
-      <w:pPr>
-        <w:keepNext/>
-        <w:tabs>
-          <w:tab w:val="left" w:pos="1300"/>
-        </w:tabs>
-        <w:spacing w:before="0" w:after="24" w:line="272" w:lineRule="auto"/>
-        <w:ind w:left="1300" w:hanging="868"/>
-      </w:pPr>
-      <w:r>
-        <w:rPr>
-          <w:rFonts w:ascii="Avenir Next" w:hAnsi="Avenir Next" w:cs="Avenir Next" w:eastAsia="Avenir Next"/>
-          <w:b/>
-          <w:color w:val="003A70"/>
-          <w:sz w:val="18"/>
-          <w:szCs w:val="18"/>
-        </w:rPr>
-        <w:t xml:space="preserve">Step 3</w:t>
-      </w:r>
-      <w:r>
-        <w:rPr>
-          <w:rFonts w:ascii="Avenir Next" w:hAnsi="Avenir Next" w:cs="Avenir Next" w:eastAsia="Avenir Next"/>
-          <w:color w:val="1A1A1A"/>
-          <w:sz w:val="18"/>
-          <w:szCs w:val="18"/>
-        </w:rPr>
-        <w:tab/>
-      </w:r>
-      <w:r>
-        <w:rPr>
-          <w:rFonts w:ascii="Avenir Next" w:hAnsi="Avenir Next" w:cs="Avenir Next" w:eastAsia="Avenir Next"/>
-          <w:color w:val="1A1A1A"/>
-          <w:sz w:val="21"/>
-          <w:szCs w:val="21"/>
-        </w:rPr>
-        <w:t xml:space="preserve">Count </w:t>
-      </w:r>
-      <w:r>
-        <w:rPr>
-          <w:rFonts w:ascii="Avenir Next" w:hAnsi="Avenir Next" w:cs="Avenir Next" w:eastAsia="Avenir Next"/>
-          <w:color w:val="1A1A1A"/>
-          <w:sz w:val="21"/>
-          <w:szCs w:val="21"/>
-          <w:u w:val="single"/>
-        </w:rPr>
-        <w:t xml:space="preserve">                </w:t>
-      </w:r>
-      <w:r>
-        <w:rPr>
-          <w:rFonts w:ascii="Avenir Next" w:hAnsi="Avenir Next" w:cs="Avenir Next" w:eastAsia="Avenir Next"/>
-          <w:color w:val="1A1A1A"/>
-          <w:sz w:val="21"/>
-          <w:szCs w:val="21"/>
-        </w:rPr>
-        <w:t xml:space="preserve"> part left of −7. Mark it.</w:t>
-      </w:r>
-    </w:p>
-    <w:p>
-      <w:pPr>
-        <w:spacing w:before="0" w:after="0" w:line="20" w:lineRule="exact"/>
-      </w:pPr>
-    </w:p>
-    <w:p>
-      <w:pPr>
+        <w:pStyle w:val="Heading2"/>
         <w:keepNext/>
         <w:pBdr>
           <w:bottom w:val="single" w:sz="8" w:space="3" w:color="003A70"/>
@@ -3067,7 +3136,7 @@
         <w:tabs>
           <w:tab w:val="right" w:pos="9504"/>
         </w:tabs>
-        <w:spacing w:before="50" w:after="36" w:line="240" w:lineRule="auto"/>
+        <w:spacing w:before="36" w:after="26" w:line="240" w:lineRule="auto"/>
       </w:pPr>
       <w:r>
         <w:rPr>
@@ -3075,7 +3144,7 @@
           <w:b/>
           <w:color w:val="003A70"/>
           <w:spacing w:val="14"/>
-          <w:sz w:val="19"/>
+          <w:sz w:val="22"/>
           <w:szCs w:val="19"/>
         </w:rPr>
         <w:t xml:space="preserve">YOUR TURN</w:t>
@@ -3094,7 +3163,7 @@
           <w:rFonts w:ascii="Avenir Next" w:hAnsi="Avenir Next" w:cs="Avenir Next" w:eastAsia="Avenir Next"/>
           <w:i/>
           <w:color w:val="5A5F66"/>
-          <w:sz w:val="17"/>
+          <w:sz w:val="22"/>
           <w:szCs w:val="17"/>
         </w:rPr>
         <w:t xml:space="preserve">use the steps on your own</w:t>
@@ -3144,7 +3213,7 @@
               <w:tabs>
                 <w:tab w:val="left" w:pos="432"/>
               </w:tabs>
-              <w:spacing w:before="90" w:after="40" w:line="268" w:lineRule="auto"/>
+              <w:spacing w:before="65" w:after="29" w:line="240" w:lineRule="auto"/>
               <w:ind w:left="432" w:hanging="432"/>
             </w:pPr>
             <w:r>
@@ -3218,7 +3287,7 @@
                     <w:tabs>
                       <w:tab w:val="left" w:pos="340"/>
                     </w:tabs>
-                    <w:spacing w:before="0" w:after="0" w:line="276" w:lineRule="auto"/>
+                    <w:spacing w:before="0" w:after="0" w:line="240" w:lineRule="auto"/>
                     <w:ind w:left="340" w:hanging="340"/>
                   </w:pPr>
                   <w:r>
@@ -3280,7 +3349,7 @@
                     <w:tabs>
                       <w:tab w:val="left" w:pos="340"/>
                     </w:tabs>
-                    <w:spacing w:before="0" w:after="0" w:line="276" w:lineRule="auto"/>
+                    <w:spacing w:before="0" w:after="0" w:line="240" w:lineRule="auto"/>
                     <w:ind w:left="340" w:hanging="340"/>
                   </w:pPr>
                   <w:r>
@@ -3342,7 +3411,7 @@
                     <w:tabs>
                       <w:tab w:val="left" w:pos="340"/>
                     </w:tabs>
-                    <w:spacing w:before="0" w:after="0" w:line="276" w:lineRule="auto"/>
+                    <w:spacing w:before="0" w:after="0" w:line="240" w:lineRule="auto"/>
                     <w:ind w:left="340" w:hanging="340"/>
                   </w:pPr>
                   <w:r>
@@ -3410,7 +3479,7 @@
                     <w:tabs>
                       <w:tab w:val="left" w:pos="340"/>
                     </w:tabs>
-                    <w:spacing w:before="0" w:after="0" w:line="276" w:lineRule="auto"/>
+                    <w:spacing w:before="0" w:after="0" w:line="240" w:lineRule="auto"/>
                     <w:ind w:left="340" w:hanging="340"/>
                   </w:pPr>
                   <w:r>
@@ -3472,7 +3541,7 @@
                     <w:tabs>
                       <w:tab w:val="left" w:pos="340"/>
                     </w:tabs>
-                    <w:spacing w:before="0" w:after="0" w:line="276" w:lineRule="auto"/>
+                    <w:spacing w:before="0" w:after="0" w:line="240" w:lineRule="auto"/>
                     <w:ind w:left="340" w:hanging="340"/>
                   </w:pPr>
                   <w:r>
@@ -3534,7 +3603,7 @@
                     <w:tabs>
                       <w:tab w:val="left" w:pos="340"/>
                     </w:tabs>
-                    <w:spacing w:before="0" w:after="0" w:line="276" w:lineRule="auto"/>
+                    <w:spacing w:before="0" w:after="0" w:line="240" w:lineRule="auto"/>
                     <w:ind w:left="340" w:hanging="340"/>
                   </w:pPr>
                   <w:r>
@@ -3603,6 +3672,7 @@
     </w:p>
     <w:p>
       <w:pPr>
+        <w:pStyle w:val="Heading2"/>
         <w:keepNext/>
         <w:pBdr>
           <w:bottom w:val="single" w:sz="8" w:space="3" w:color="003A70"/>
@@ -3610,7 +3680,7 @@
         <w:tabs>
           <w:tab w:val="right" w:pos="9504"/>
         </w:tabs>
-        <w:spacing w:before="50" w:after="36" w:line="240" w:lineRule="auto"/>
+        <w:spacing w:before="36" w:after="26" w:line="240" w:lineRule="auto"/>
       </w:pPr>
       <w:r>
         <w:rPr>
@@ -3618,7 +3688,7 @@
           <w:b/>
           <w:color w:val="003A70"/>
           <w:spacing w:val="14"/>
-          <w:sz w:val="19"/>
+          <w:sz w:val="22"/>
           <w:szCs w:val="19"/>
         </w:rPr>
         <w:t xml:space="preserve">READY CHECK</w:t>
@@ -3637,7 +3707,7 @@
           <w:rFonts w:ascii="Avenir Next" w:hAnsi="Avenir Next" w:cs="Avenir Next" w:eastAsia="Avenir Next"/>
           <w:i/>
           <w:color w:val="5A5F66"/>
-          <w:sz w:val="17"/>
+          <w:sz w:val="22"/>
           <w:szCs w:val="17"/>
         </w:rPr>
         <w:t xml:space="preserve">a problem like the one in today’s lesson</w:t>
@@ -3687,7 +3757,7 @@
               <w:tabs>
                 <w:tab w:val="left" w:pos="432"/>
               </w:tabs>
-              <w:spacing w:before="90" w:after="40" w:line="268" w:lineRule="auto"/>
+              <w:spacing w:before="65" w:after="29" w:line="240" w:lineRule="auto"/>
               <w:ind w:left="432" w:hanging="432"/>
             </w:pPr>
             <w:r>
@@ -3761,7 +3831,7 @@
                     <w:tabs>
                       <w:tab w:val="left" w:pos="340"/>
                     </w:tabs>
-                    <w:spacing w:before="0" w:after="0" w:line="264" w:lineRule="auto"/>
+                    <w:spacing w:before="0" w:after="0" w:line="240" w:lineRule="auto"/>
                     <w:ind w:left="340" w:hanging="340"/>
                   </w:pPr>
                   <w:r>
@@ -3769,25 +3839,25 @@
                       <w:rFonts w:ascii="Avenir Next" w:hAnsi="Avenir Next" w:cs="Avenir Next" w:eastAsia="Avenir Next"/>
                       <w:b/>
                       <w:color w:val="003A70"/>
+                      <w:sz w:val="22"/>
+                      <w:szCs w:val="21"/>
+                    </w:rPr>
+                    <w:t xml:space="preserve">A</w:t>
+                  </w:r>
+                  <w:r>
+                    <w:rPr>
+                      <w:rFonts w:ascii="Avenir Next" w:hAnsi="Avenir Next" w:cs="Avenir Next" w:eastAsia="Avenir Next"/>
+                      <w:color w:val="1A1A1A"/>
                       <w:sz w:val="21"/>
                       <w:szCs w:val="21"/>
                     </w:rPr>
-                    <w:t xml:space="preserve">A</w:t>
-                  </w:r>
-                  <w:r>
-                    <w:rPr>
-                      <w:rFonts w:ascii="Avenir Next" w:hAnsi="Avenir Next" w:cs="Avenir Next" w:eastAsia="Avenir Next"/>
-                      <w:color w:val="1A1A1A"/>
-                      <w:sz w:val="21"/>
-                      <w:szCs w:val="21"/>
-                    </w:rPr>
                     <w:tab/>
                   </w:r>
                   <w:r>
                     <w:rPr>
                       <w:rFonts w:ascii="Avenir Next" w:hAnsi="Avenir Next" w:cs="Avenir Next" w:eastAsia="Avenir Next"/>
                       <w:color w:val="1A1A1A"/>
-                      <w:sz w:val="21"/>
+                      <w:sz w:val="22"/>
                       <w:szCs w:val="21"/>
                     </w:rPr>
                     <w:t xml:space="preserve">0 and 1</w:t>
@@ -3804,7 +3874,7 @@
                     <w:tabs>
                       <w:tab w:val="left" w:pos="340"/>
                     </w:tabs>
-                    <w:spacing w:before="0" w:after="0" w:line="264" w:lineRule="auto"/>
+                    <w:spacing w:before="0" w:after="0" w:line="240" w:lineRule="auto"/>
                     <w:ind w:left="340" w:hanging="340"/>
                   </w:pPr>
                   <w:r>
@@ -3812,25 +3882,25 @@
                       <w:rFonts w:ascii="Avenir Next" w:hAnsi="Avenir Next" w:cs="Avenir Next" w:eastAsia="Avenir Next"/>
                       <w:b/>
                       <w:color w:val="003A70"/>
+                      <w:sz w:val="22"/>
+                      <w:szCs w:val="21"/>
+                    </w:rPr>
+                    <w:t xml:space="preserve">B</w:t>
+                  </w:r>
+                  <w:r>
+                    <w:rPr>
+                      <w:rFonts w:ascii="Avenir Next" w:hAnsi="Avenir Next" w:cs="Avenir Next" w:eastAsia="Avenir Next"/>
+                      <w:color w:val="1A1A1A"/>
                       <w:sz w:val="21"/>
                       <w:szCs w:val="21"/>
                     </w:rPr>
-                    <w:t xml:space="preserve">B</w:t>
-                  </w:r>
-                  <w:r>
-                    <w:rPr>
-                      <w:rFonts w:ascii="Avenir Next" w:hAnsi="Avenir Next" w:cs="Avenir Next" w:eastAsia="Avenir Next"/>
-                      <w:color w:val="1A1A1A"/>
-                      <w:sz w:val="21"/>
-                      <w:szCs w:val="21"/>
-                    </w:rPr>
                     <w:tab/>
                   </w:r>
                   <w:r>
                     <w:rPr>
                       <w:rFonts w:ascii="Avenir Next" w:hAnsi="Avenir Next" w:cs="Avenir Next" w:eastAsia="Avenir Next"/>
                       <w:color w:val="1A1A1A"/>
-                      <w:sz w:val="21"/>
+                      <w:sz w:val="22"/>
                       <w:szCs w:val="21"/>
                     </w:rPr>
                     <w:t xml:space="preserve">−1 and 0</w:t>
@@ -3847,7 +3917,7 @@
                     <w:tabs>
                       <w:tab w:val="left" w:pos="340"/>
                     </w:tabs>
-                    <w:spacing w:before="0" w:after="0" w:line="264" w:lineRule="auto"/>
+                    <w:spacing w:before="0" w:after="0" w:line="240" w:lineRule="auto"/>
                     <w:ind w:left="340" w:hanging="340"/>
                   </w:pPr>
                   <w:r>
@@ -3855,25 +3925,25 @@
                       <w:rFonts w:ascii="Avenir Next" w:hAnsi="Avenir Next" w:cs="Avenir Next" w:eastAsia="Avenir Next"/>
                       <w:b/>
                       <w:color w:val="003A70"/>
+                      <w:sz w:val="22"/>
+                      <w:szCs w:val="21"/>
+                    </w:rPr>
+                    <w:t xml:space="preserve">C</w:t>
+                  </w:r>
+                  <w:r>
+                    <w:rPr>
+                      <w:rFonts w:ascii="Avenir Next" w:hAnsi="Avenir Next" w:cs="Avenir Next" w:eastAsia="Avenir Next"/>
+                      <w:color w:val="1A1A1A"/>
                       <w:sz w:val="21"/>
                       <w:szCs w:val="21"/>
                     </w:rPr>
-                    <w:t xml:space="preserve">C</w:t>
-                  </w:r>
-                  <w:r>
-                    <w:rPr>
-                      <w:rFonts w:ascii="Avenir Next" w:hAnsi="Avenir Next" w:cs="Avenir Next" w:eastAsia="Avenir Next"/>
-                      <w:color w:val="1A1A1A"/>
-                      <w:sz w:val="21"/>
-                      <w:szCs w:val="21"/>
-                    </w:rPr>
                     <w:tab/>
                   </w:r>
                   <w:r>
                     <w:rPr>
                       <w:rFonts w:ascii="Avenir Next" w:hAnsi="Avenir Next" w:cs="Avenir Next" w:eastAsia="Avenir Next"/>
                       <w:color w:val="1A1A1A"/>
-                      <w:sz w:val="21"/>
+                      <w:sz w:val="22"/>
                       <w:szCs w:val="21"/>
                     </w:rPr>
                     <w:t xml:space="preserve">−5 and −4</w:t>
@@ -3890,7 +3960,7 @@
                     <w:tabs>
                       <w:tab w:val="left" w:pos="340"/>
                     </w:tabs>
-                    <w:spacing w:before="0" w:after="0" w:line="264" w:lineRule="auto"/>
+                    <w:spacing w:before="0" w:after="0" w:line="240" w:lineRule="auto"/>
                     <w:ind w:left="340" w:hanging="340"/>
                   </w:pPr>
                   <w:r>
@@ -3898,25 +3968,25 @@
                       <w:rFonts w:ascii="Avenir Next" w:hAnsi="Avenir Next" w:cs="Avenir Next" w:eastAsia="Avenir Next"/>
                       <w:b/>
                       <w:color w:val="003A70"/>
+                      <w:sz w:val="22"/>
+                      <w:szCs w:val="21"/>
+                    </w:rPr>
+                    <w:t xml:space="preserve">D</w:t>
+                  </w:r>
+                  <w:r>
+                    <w:rPr>
+                      <w:rFonts w:ascii="Avenir Next" w:hAnsi="Avenir Next" w:cs="Avenir Next" w:eastAsia="Avenir Next"/>
+                      <w:color w:val="1A1A1A"/>
                       <w:sz w:val="21"/>
                       <w:szCs w:val="21"/>
                     </w:rPr>
-                    <w:t xml:space="preserve">D</w:t>
-                  </w:r>
-                  <w:r>
-                    <w:rPr>
-                      <w:rFonts w:ascii="Avenir Next" w:hAnsi="Avenir Next" w:cs="Avenir Next" w:eastAsia="Avenir Next"/>
-                      <w:color w:val="1A1A1A"/>
-                      <w:sz w:val="21"/>
-                      <w:szCs w:val="21"/>
-                    </w:rPr>
                     <w:tab/>
                   </w:r>
                   <w:r>
                     <w:rPr>
                       <w:rFonts w:ascii="Avenir Next" w:hAnsi="Avenir Next" w:cs="Avenir Next" w:eastAsia="Avenir Next"/>
                       <w:color w:val="1A1A1A"/>
-                      <w:sz w:val="21"/>
+                      <w:sz w:val="22"/>
                       <w:szCs w:val="21"/>
                     </w:rPr>
                     <w:t xml:space="preserve">−2 and −1</w:t>
@@ -3965,19 +4035,42 @@
         <w:tblLook w:val="0000" w:firstRow="0" w:lastRow="0" w:firstColumn="0" w:lastColumn="0" w:noHBand="1" w:noVBand="1"/>
       </w:tblPr>
       <w:tblGrid>
-        <w:gridCol w:w="2000"/>
-        <w:gridCol w:w="2300"/>
-        <w:gridCol w:w="2100"/>
-        <w:gridCol w:w="3104"/>
+        <w:gridCol w:w="1750"/>
+        <w:gridCol w:w="2500"/>
+        <w:gridCol w:w="2200"/>
+        <w:gridCol w:w="3054"/>
       </w:tblGrid>
       <w:tr>
         <w:trPr>
           <w:cantSplit/>
-          <w:trHeight w:val="320" w:hRule="atLeast"/>
+          <w:trHeight w:val="300" w:hRule="atLeast"/>
         </w:trPr>
         <w:tc>
           <w:tcPr>
-            <w:tcW w:w="2000" w:type="dxa"/>
+            <w:tcW w:w="1750" w:type="dxa"/>
+            <w:vAlign w:val="center"/>
+          </w:tcPr>
+          <w:p>
+            <w:pPr>
+              <w:pStyle w:val="Heading2"/>
+              <w:spacing w:before="0" w:after="0" w:line="240" w:lineRule="auto"/>
+            </w:pPr>
+            <w:r>
+              <w:rPr>
+                <w:rFonts w:ascii="Avenir Next" w:hAnsi="Avenir Next" w:cs="Avenir Next" w:eastAsia="Avenir Next"/>
+                <w:b/>
+                <w:color w:val="003A70"/>
+                <w:spacing w:val="12"/>
+                <w:sz w:val="15"/>
+                <w:szCs w:val="15"/>
+              </w:rPr>
+              <w:t xml:space="preserve">CHECK YOURSELF</w:t>
+            </w:r>
+          </w:p>
+        </w:tc>
+        <w:tc>
+          <w:tcPr>
+            <w:tcW w:w="2500" w:type="dxa"/>
             <w:vAlign w:val="center"/>
           </w:tcPr>
           <w:p>
@@ -3986,20 +4079,27 @@
             </w:pPr>
             <w:r>
               <w:rPr>
-                <w:rFonts w:ascii="Avenir Next" w:hAnsi="Avenir Next" w:cs="Avenir Next" w:eastAsia="Avenir Next"/>
-                <w:b/>
-                <w:color w:val="003A70"/>
-                <w:spacing w:val="12"/>
-                <w:sz w:val="15"/>
-                <w:szCs w:val="15"/>
-              </w:rPr>
-              <w:t xml:space="preserve">CHECK YOURSELF</w:t>
+                <w:rFonts w:ascii="Arial" w:hAnsi="Arial" w:cs="Arial" w:eastAsia="Arial"/>
+                <w:color w:val="1A1A1A"/>
+                <w:sz w:val="20"/>
+                <w:szCs w:val="20"/>
+              </w:rPr>
+              <w:t xml:space="preserve">□</w:t>
+            </w:r>
+            <w:r>
+              <w:rPr>
+                <w:rFonts w:ascii="Avenir Next" w:hAnsi="Avenir Next" w:cs="Avenir Next" w:eastAsia="Avenir Next"/>
+                <w:color w:val="1A1A1A"/>
+                <w:sz w:val="17"/>
+                <w:szCs w:val="17"/>
+              </w:rPr>
+              <w:t xml:space="preserve">  I can do this on my own</w:t>
             </w:r>
           </w:p>
         </w:tc>
         <w:tc>
           <w:tcPr>
-            <w:tcW w:w="2300" w:type="dxa"/>
+            <w:tcW w:w="2200" w:type="dxa"/>
             <w:vAlign w:val="center"/>
           </w:tcPr>
           <w:p>
@@ -4010,8 +4110,8 @@
               <w:rPr>
                 <w:rFonts w:ascii="Arial" w:hAnsi="Arial" w:cs="Arial" w:eastAsia="Arial"/>
                 <w:color w:val="1A1A1A"/>
-                <w:sz w:val="24"/>
-                <w:szCs w:val="24"/>
+                <w:sz w:val="20"/>
+                <w:szCs w:val="20"/>
               </w:rPr>
               <w:t xml:space="preserve">□</w:t>
             </w:r>
@@ -4022,13 +4122,13 @@
                 <w:sz w:val="17"/>
                 <w:szCs w:val="17"/>
               </w:rPr>
-              <w:t xml:space="preserve">  I can do this on my own</w:t>
+              <w:t xml:space="preserve">  I need a little help</w:t>
             </w:r>
           </w:p>
         </w:tc>
         <w:tc>
           <w:tcPr>
-            <w:tcW w:w="2100" w:type="dxa"/>
+            <w:tcW w:w="3054" w:type="dxa"/>
             <w:vAlign w:val="center"/>
           </w:tcPr>
           <w:p>
@@ -4039,37 +4139,8 @@
               <w:rPr>
                 <w:rFonts w:ascii="Arial" w:hAnsi="Arial" w:cs="Arial" w:eastAsia="Arial"/>
                 <w:color w:val="1A1A1A"/>
-                <w:sz w:val="24"/>
-                <w:szCs w:val="24"/>
-              </w:rPr>
-              <w:t xml:space="preserve">□</w:t>
-            </w:r>
-            <w:r>
-              <w:rPr>
-                <w:rFonts w:ascii="Avenir Next" w:hAnsi="Avenir Next" w:cs="Avenir Next" w:eastAsia="Avenir Next"/>
-                <w:color w:val="1A1A1A"/>
-                <w:sz w:val="17"/>
-                <w:szCs w:val="17"/>
-              </w:rPr>
-              <w:t xml:space="preserve">  I need a little help</w:t>
-            </w:r>
-          </w:p>
-        </w:tc>
-        <w:tc>
-          <w:tcPr>
-            <w:tcW w:w="3104" w:type="dxa"/>
-            <w:vAlign w:val="center"/>
-          </w:tcPr>
-          <w:p>
-            <w:pPr>
-              <w:spacing w:before="0" w:after="0" w:line="240" w:lineRule="auto"/>
-            </w:pPr>
-            <w:r>
-              <w:rPr>
-                <w:rFonts w:ascii="Arial" w:hAnsi="Arial" w:cs="Arial" w:eastAsia="Arial"/>
-                <w:color w:val="1A1A1A"/>
-                <w:sz w:val="24"/>
-                <w:szCs w:val="24"/>
+                <w:sz w:val="20"/>
+                <w:szCs w:val="20"/>
               </w:rPr>
               <w:t xml:space="preserve">□</w:t>
             </w:r>
@@ -4104,7 +4175,7 @@
     <w:sectPr>
       <w:footerReference w:type="default" r:id="rIdFooter1"/>
       <w:pgSz w:w="12240" w:h="15840"/>
-      <w:pgMar w:top="893" w:right="1224" w:bottom="835" w:left="1512" w:header="432" w:footer="432" w:gutter="0"/>
+      <w:pgMar w:top="780" w:right="1224" w:bottom="760" w:left="1512" w:header="432" w:footer="432" w:gutter="0"/>
       <w:cols w:space="720"/>
     </w:sectPr>
   </w:body>
@@ -4184,7 +4255,106 @@
               <w:sz w:val="15"/>
               <w:szCs w:val="15"/>
             </w:rPr>
-            <w:t xml:space="preserve">Lesson 7-3  ·  Session 1  ·  Prerequisite Practice B</w:t>
+            <w:t xml:space="preserve">7-3 · Page </w:t>
+          </w:r>
+          <w:r>
+            <w:rPr>
+              <w:rFonts w:ascii="Avenir Next" w:hAnsi="Avenir Next" w:cs="Avenir Next" w:eastAsia="Avenir Next"/>
+              <w:color w:val="5A5F66"/>
+              <w:sz w:val="15"/>
+              <w:szCs w:val="15"/>
+            </w:rPr>
+            <w:fldChar w:fldCharType="begin"/>
+          </w:r>
+          <w:r>
+            <w:rPr>
+              <w:rFonts w:ascii="Avenir Next" w:hAnsi="Avenir Next" w:cs="Avenir Next" w:eastAsia="Avenir Next"/>
+              <w:color w:val="5A5F66"/>
+              <w:sz w:val="15"/>
+              <w:szCs w:val="15"/>
+            </w:rPr>
+            <w:instrText xml:space="preserve"> PAGE </w:instrText>
+          </w:r>
+          <w:r>
+            <w:rPr>
+              <w:rFonts w:ascii="Avenir Next" w:hAnsi="Avenir Next" w:cs="Avenir Next" w:eastAsia="Avenir Next"/>
+              <w:color w:val="5A5F66"/>
+              <w:sz w:val="15"/>
+              <w:szCs w:val="15"/>
+            </w:rPr>
+            <w:fldChar w:fldCharType="separate"/>
+          </w:r>
+          <w:r>
+            <w:rPr>
+              <w:rFonts w:ascii="Avenir Next" w:hAnsi="Avenir Next" w:cs="Avenir Next" w:eastAsia="Avenir Next"/>
+              <w:color w:val="5A5F66"/>
+              <w:sz w:val="15"/>
+              <w:szCs w:val="15"/>
+            </w:rPr>
+            <w:t xml:space="preserve">1</w:t>
+          </w:r>
+          <w:r>
+            <w:rPr>
+              <w:rFonts w:ascii="Avenir Next" w:hAnsi="Avenir Next" w:cs="Avenir Next" w:eastAsia="Avenir Next"/>
+              <w:color w:val="5A5F66"/>
+              <w:sz w:val="15"/>
+              <w:szCs w:val="15"/>
+            </w:rPr>
+            <w:fldChar w:fldCharType="end"/>
+          </w:r>
+          <w:r>
+            <w:rPr>
+              <w:rFonts w:ascii="Avenir Next" w:hAnsi="Avenir Next" w:cs="Avenir Next" w:eastAsia="Avenir Next"/>
+              <w:color w:val="5A5F66"/>
+              <w:sz w:val="15"/>
+              <w:szCs w:val="15"/>
+            </w:rPr>
+            <w:t xml:space="preserve"> of </w:t>
+          </w:r>
+          <w:r>
+            <w:rPr>
+              <w:rFonts w:ascii="Avenir Next" w:hAnsi="Avenir Next" w:cs="Avenir Next" w:eastAsia="Avenir Next"/>
+              <w:color w:val="5A5F66"/>
+              <w:sz w:val="15"/>
+              <w:szCs w:val="15"/>
+            </w:rPr>
+            <w:fldChar w:fldCharType="begin"/>
+          </w:r>
+          <w:r>
+            <w:rPr>
+              <w:rFonts w:ascii="Avenir Next" w:hAnsi="Avenir Next" w:cs="Avenir Next" w:eastAsia="Avenir Next"/>
+              <w:color w:val="5A5F66"/>
+              <w:sz w:val="15"/>
+              <w:szCs w:val="15"/>
+            </w:rPr>
+            <w:instrText xml:space="preserve"> NUMPAGES </w:instrText>
+          </w:r>
+          <w:r>
+            <w:rPr>
+              <w:rFonts w:ascii="Avenir Next" w:hAnsi="Avenir Next" w:cs="Avenir Next" w:eastAsia="Avenir Next"/>
+              <w:color w:val="5A5F66"/>
+              <w:sz w:val="15"/>
+              <w:szCs w:val="15"/>
+            </w:rPr>
+            <w:fldChar w:fldCharType="separate"/>
+          </w:r>
+          <w:r>
+            <w:rPr>
+              <w:rFonts w:ascii="Avenir Next" w:hAnsi="Avenir Next" w:cs="Avenir Next" w:eastAsia="Avenir Next"/>
+              <w:color w:val="5A5F66"/>
+              <w:sz w:val="15"/>
+              <w:szCs w:val="15"/>
+            </w:rPr>
+            <w:t xml:space="preserve">1</w:t>
+          </w:r>
+          <w:r>
+            <w:rPr>
+              <w:rFonts w:ascii="Avenir Next" w:hAnsi="Avenir Next" w:cs="Avenir Next" w:eastAsia="Avenir Next"/>
+              <w:color w:val="5A5F66"/>
+              <w:sz w:val="15"/>
+              <w:szCs w:val="15"/>
+            </w:rPr>
+            <w:fldChar w:fldCharType="end"/>
           </w:r>
         </w:p>
       </w:tc>
@@ -4227,5 +4397,23 @@
       </w:tblCellMar>
     </w:tblPr>
   </w:style>
+  <w:style w:type="paragraph" w:styleId="Heading1">
+    <w:name w:val="heading 1"/>
+    <w:basedOn w:val="Normal"/>
+    <w:pPr>
+      <w:outlineLvl w:val="0"/>
+      <w:keepNext w:val="0"/>
+      <w:keepLines w:val="0"/>
+    </w:pPr>
+  </w:style>
+  <w:style w:type="paragraph" w:styleId="Heading2">
+    <w:name w:val="heading 2"/>
+    <w:basedOn w:val="Normal"/>
+    <w:pPr>
+      <w:outlineLvl w:val="1"/>
+      <w:keepNext w:val="0"/>
+      <w:keepLines w:val="0"/>
+    </w:pPr>
+  </w:style>
 </w:styles>
 </file>